--- a/Blackboard Documents/Group Contract Proforma (1).docx
+++ b/Blackboard Documents/Group Contract Proforma (1).docx
@@ -76,6 +76,9 @@
         <w:jc w:val="both"/>
         <w:rPr>
           <w:rFonts w:ascii="Times New Roman" w:hAnsi="Times New Roman" w:cs="Times New Roman"/>
+          <w:i/>
+          <w:iCs/>
+          <w:color w:val="FF0000"/>
         </w:rPr>
       </w:pPr>
       <w:r>
@@ -84,6 +87,7 @@
         </w:rPr>
         <w:t xml:space="preserve">This contract is made between the following students </w:t>
       </w:r>
+      <w:proofErr w:type="gramStart"/>
       <w:r>
         <w:rPr>
           <w:rFonts w:ascii="Times New Roman" w:hAnsi="Times New Roman" w:cs="Times New Roman"/>
@@ -97,54 +101,59 @@
         </w:rPr>
         <w:t>[</w:t>
       </w:r>
-      <w:r>
-        <w:rPr>
-          <w:rFonts w:ascii="Times New Roman" w:hAnsi="Times New Roman" w:cs="Times New Roman"/>
-          <w:i w:val="1"/>
-          <w:iCs w:val="1"/>
-          <w:color w:val="FF0000"/>
-        </w:rPr>
-        <w:t xml:space="preserve">insert </w:t>
-      </w:r>
-      <w:r>
-        <w:rPr>
-          <w:rFonts w:ascii="Times New Roman" w:hAnsi="Times New Roman" w:cs="Times New Roman"/>
-          <w:i w:val="1"/>
-          <w:iCs w:val="1"/>
-          <w:color w:val="FF0000"/>
-        </w:rPr>
-        <w:t>Module name, Tutorial session</w:t>
-      </w:r>
-      <w:r>
-        <w:rPr>
-          <w:rFonts w:ascii="Times New Roman" w:hAnsi="Times New Roman" w:cs="Times New Roman"/>
-          <w:i w:val="1"/>
-          <w:iCs w:val="1"/>
-          <w:color w:val="FF0000"/>
-        </w:rPr>
-        <w:t xml:space="preserve"> number</w:t>
-      </w:r>
-      <w:r>
-        <w:rPr>
-          <w:rFonts w:ascii="Times New Roman" w:hAnsi="Times New Roman" w:cs="Times New Roman"/>
-          <w:i w:val="1"/>
-          <w:iCs w:val="1"/>
-          <w:color w:val="FF0000"/>
-        </w:rPr>
-        <w:t xml:space="preserve"> and your </w:t>
-      </w:r>
-      <w:r>
-        <w:rPr>
-          <w:rFonts w:ascii="Times New Roman" w:hAnsi="Times New Roman" w:cs="Times New Roman"/>
-          <w:i w:val="1"/>
-          <w:iCs w:val="1"/>
-          <w:color w:val="FF0000"/>
-        </w:rPr>
-        <w:t>Group name</w:t>
-      </w:r>
-      <w:r>
-        <w:rPr>
-          <w:rFonts w:ascii="Times New Roman" w:hAnsi="Times New Roman" w:cs="Times New Roman"/>
+      <w:proofErr w:type="gramEnd"/>
+      <w:r>
+        <w:rPr>
+          <w:rFonts w:ascii="Times New Roman" w:hAnsi="Times New Roman" w:cs="Times New Roman"/>
+          <w:i/>
+          <w:iCs/>
+          <w:color w:val="FF0000"/>
+        </w:rPr>
+        <w:t>Engineering practice 2 </w:t>
+      </w:r>
+    </w:p>
+    <w:p>
+      <w:pPr>
+        <w:spacing w:line="276" w:lineRule="auto"/>
+        <w:jc w:val="both"/>
+        <w:rPr>
+          <w:rFonts w:ascii="Times New Roman" w:hAnsi="Times New Roman" w:cs="Times New Roman"/>
+        </w:rPr>
+      </w:pPr>
+      <w:r>
+        <w:rPr>
+          <w:rFonts w:ascii="Times New Roman" w:hAnsi="Times New Roman" w:cs="Times New Roman"/>
+          <w:i/>
+          <w:iCs/>
+          <w:color w:val="FF0000"/>
+        </w:rPr>
+        <w:t xml:space="preserve">, </w:t>
+      </w:r>
+      <w:r>
+        <w:rPr>
+          <w:rFonts w:ascii="Times New Roman" w:hAnsi="Times New Roman" w:cs="Times New Roman"/>
+          <w:i/>
+          <w:iCs/>
+          <w:color w:val="FF0000"/>
+        </w:rPr>
+        <w:t xml:space="preserve">Tutorial 3, </w:t>
+      </w:r>
+      <w:proofErr w:type="spellStart"/>
+      <w:r>
+        <w:rPr>
+          <w:rFonts w:ascii="Times New Roman" w:hAnsi="Times New Roman" w:cs="Times New Roman"/>
+          <w:i/>
+          <w:iCs/>
+          <w:color w:val="FF0000"/>
+        </w:rPr>
+        <w:t>ReniTeam</w:t>
+      </w:r>
+      <w:proofErr w:type="spellEnd"/>
+      <w:r>
+        <w:rPr>
+          <w:rFonts w:ascii="Times New Roman" w:hAnsi="Times New Roman" w:cs="Times New Roman"/>
+          <w:i/>
+          <w:iCs/>
           <w:color w:val="FF0000"/>
         </w:rPr>
         <w:t>]</w:t>
@@ -174,67 +183,139 @@
           <w:iCs/>
           <w:color w:val="FF0000"/>
         </w:rPr>
-        <w:t>[Student 1: Insert student name, student number, and contact details]</w:t>
-      </w:r>
-    </w:p>
-    <w:p>
-      <w:pPr>
-        <w:spacing w:line="276" w:lineRule="auto"/>
-        <w:jc w:val="both"/>
-        <w:rPr>
-          <w:rFonts w:ascii="Times New Roman" w:hAnsi="Times New Roman" w:cs="Times New Roman"/>
-          <w:i/>
-          <w:iCs/>
-          <w:color w:val="FF0000"/>
-        </w:rPr>
-      </w:pPr>
-      <w:r>
-        <w:rPr>
-          <w:rFonts w:ascii="Times New Roman" w:hAnsi="Times New Roman" w:cs="Times New Roman"/>
-          <w:i/>
-          <w:iCs/>
-          <w:color w:val="FF0000"/>
-        </w:rPr>
-        <w:t>[Student 2]</w:t>
-      </w:r>
-    </w:p>
-    <w:p>
-      <w:pPr>
-        <w:spacing w:line="276" w:lineRule="auto"/>
-        <w:jc w:val="both"/>
-        <w:rPr>
-          <w:rFonts w:ascii="Times New Roman" w:hAnsi="Times New Roman" w:cs="Times New Roman"/>
-          <w:i/>
-          <w:iCs/>
-          <w:color w:val="FF0000"/>
-        </w:rPr>
-      </w:pPr>
-      <w:r>
-        <w:rPr>
-          <w:rFonts w:ascii="Times New Roman" w:hAnsi="Times New Roman" w:cs="Times New Roman"/>
-          <w:i/>
-          <w:iCs/>
-          <w:color w:val="FF0000"/>
-        </w:rPr>
-        <w:t>[Student 3]</w:t>
-      </w:r>
-    </w:p>
-    <w:p>
-      <w:pPr>
-        <w:spacing w:line="276" w:lineRule="auto"/>
-        <w:jc w:val="both"/>
-        <w:rPr>
-          <w:rFonts w:ascii="Times New Roman" w:hAnsi="Times New Roman" w:cs="Times New Roman"/>
-          <w:i w:val="1"/>
-          <w:iCs w:val="1"/>
-          <w:color w:val="FF0000"/>
-        </w:rPr>
-      </w:pPr>
-      <w:r>
-        <w:rPr>
-          <w:rFonts w:ascii="Times New Roman" w:hAnsi="Times New Roman" w:cs="Times New Roman"/>
-          <w:i w:val="1"/>
-          <w:iCs w:val="1"/>
+        <w:t xml:space="preserve">[Student 1: </w:t>
+      </w:r>
+      <w:r>
+        <w:rPr>
+          <w:rFonts w:ascii="Times New Roman" w:hAnsi="Times New Roman" w:cs="Times New Roman"/>
+          <w:i/>
+          <w:iCs/>
+          <w:color w:val="FF0000"/>
+        </w:rPr>
+        <w:t>Finlay Slater</w:t>
+      </w:r>
+      <w:r>
+        <w:rPr>
+          <w:rFonts w:ascii="Times New Roman" w:hAnsi="Times New Roman" w:cs="Times New Roman"/>
+          <w:i/>
+          <w:iCs/>
+          <w:color w:val="FF0000"/>
+        </w:rPr>
+        <w:t>, student numbe</w:t>
+      </w:r>
+      <w:r>
+        <w:rPr>
+          <w:rFonts w:ascii="Times New Roman" w:hAnsi="Times New Roman" w:cs="Times New Roman"/>
+          <w:i/>
+          <w:iCs/>
+          <w:color w:val="FF0000"/>
+        </w:rPr>
+        <w:t>r</w:t>
+      </w:r>
+      <w:r>
+        <w:rPr>
+          <w:rFonts w:ascii="Times New Roman" w:hAnsi="Times New Roman" w:cs="Times New Roman"/>
+          <w:i/>
+          <w:iCs/>
+          <w:color w:val="FF0000"/>
+        </w:rPr>
+        <w:t>]</w:t>
+      </w:r>
+    </w:p>
+    <w:p>
+      <w:pPr>
+        <w:spacing w:line="276" w:lineRule="auto"/>
+        <w:jc w:val="both"/>
+        <w:rPr>
+          <w:rFonts w:ascii="Times New Roman" w:hAnsi="Times New Roman" w:cs="Times New Roman"/>
+          <w:i/>
+          <w:iCs/>
+          <w:color w:val="FF0000"/>
+        </w:rPr>
+      </w:pPr>
+      <w:r>
+        <w:rPr>
+          <w:rFonts w:ascii="Times New Roman" w:hAnsi="Times New Roman" w:cs="Times New Roman"/>
+          <w:i/>
+          <w:iCs/>
+          <w:color w:val="FF0000"/>
+        </w:rPr>
+        <w:t>[Student 2</w:t>
+      </w:r>
+      <w:r>
+        <w:rPr>
+          <w:rFonts w:ascii="Times New Roman" w:hAnsi="Times New Roman" w:cs="Times New Roman"/>
+          <w:i/>
+          <w:iCs/>
+          <w:color w:val="FF0000"/>
+        </w:rPr>
+        <w:t>: Michael Williams</w:t>
+      </w:r>
+      <w:r>
+        <w:rPr>
+          <w:rFonts w:ascii="Times New Roman" w:hAnsi="Times New Roman" w:cs="Times New Roman"/>
+          <w:i/>
+          <w:iCs/>
+          <w:color w:val="FF0000"/>
+        </w:rPr>
+        <w:t>]</w:t>
+      </w:r>
+    </w:p>
+    <w:p>
+      <w:pPr>
+        <w:spacing w:line="276" w:lineRule="auto"/>
+        <w:jc w:val="both"/>
+        <w:rPr>
+          <w:rFonts w:ascii="Times New Roman" w:hAnsi="Times New Roman" w:cs="Times New Roman"/>
+          <w:i/>
+          <w:iCs/>
+          <w:color w:val="FF0000"/>
+        </w:rPr>
+      </w:pPr>
+      <w:r>
+        <w:rPr>
+          <w:rFonts w:ascii="Times New Roman" w:hAnsi="Times New Roman" w:cs="Times New Roman"/>
+          <w:i/>
+          <w:iCs/>
+          <w:color w:val="FF0000"/>
+        </w:rPr>
+        <w:t>[Student 3</w:t>
+      </w:r>
+      <w:r>
+        <w:rPr>
+          <w:rFonts w:ascii="Times New Roman" w:hAnsi="Times New Roman" w:cs="Times New Roman"/>
+          <w:i/>
+          <w:iCs/>
+          <w:color w:val="FF0000"/>
+        </w:rPr>
+        <w:t>: Harry Ashton Chislett</w:t>
+      </w:r>
+      <w:r>
+        <w:rPr>
+          <w:rFonts w:ascii="Times New Roman" w:hAnsi="Times New Roman" w:cs="Times New Roman"/>
+          <w:i/>
+          <w:iCs/>
+          <w:color w:val="FF0000"/>
+        </w:rPr>
+        <w:t>]</w:t>
+      </w:r>
+    </w:p>
+    <w:p>
+      <w:pPr>
+        <w:spacing w:line="276" w:lineRule="auto"/>
+        <w:jc w:val="both"/>
+        <w:rPr>
+          <w:rFonts w:ascii="Times New Roman" w:hAnsi="Times New Roman" w:cs="Times New Roman"/>
+          <w:i/>
+          <w:iCs/>
+          <w:color w:val="FF0000"/>
+        </w:rPr>
+      </w:pPr>
+      <w:r>
+        <w:rPr>
+          <w:rFonts w:ascii="Times New Roman" w:hAnsi="Times New Roman" w:cs="Times New Roman"/>
+          <w:i/>
+          <w:iCs/>
           <w:color w:val="FF0000"/>
         </w:rPr>
         <w:t>[Student 4]</w:t>
@@ -242,8 +323,8 @@
       <w:r>
         <w:rPr>
           <w:rFonts w:ascii="Times New Roman" w:hAnsi="Times New Roman" w:cs="Times New Roman"/>
-          <w:i w:val="1"/>
-          <w:iCs w:val="1"/>
+          <w:i/>
+          <w:iCs/>
           <w:color w:val="FF0000"/>
         </w:rPr>
         <w:t xml:space="preserve"> </w:t>
@@ -307,118 +388,88 @@
         <w:jc w:val="both"/>
         <w:rPr>
           <w:rFonts w:ascii="Times New Roman" w:hAnsi="Times New Roman" w:cs="Times New Roman"/>
-          <w:color w:val="FF0000"/>
-        </w:rPr>
-      </w:pPr>
-      <w:r>
-        <w:rPr>
-          <w:rFonts w:ascii="Times New Roman" w:hAnsi="Times New Roman" w:cs="Times New Roman"/>
-        </w:rPr>
-        <w:t xml:space="preserve">This contract is made for the purpose of completing </w:t>
-      </w:r>
-      <w:r>
-        <w:rPr>
-          <w:rFonts w:ascii="Times New Roman" w:hAnsi="Times New Roman" w:cs="Times New Roman"/>
-        </w:rPr>
-        <w:t>the module assignment, group presentation.</w:t>
-      </w:r>
-      <w:r>
-        <w:rPr>
-          <w:rFonts w:ascii="Times New Roman" w:hAnsi="Times New Roman" w:cs="Times New Roman"/>
+        </w:rPr>
+      </w:pPr>
+      <w:r>
+        <w:rPr>
+          <w:rFonts w:ascii="Times New Roman" w:hAnsi="Times New Roman" w:cs="Times New Roman"/>
+        </w:rPr>
+        <w:t xml:space="preserve">This contract is made for the purpose of completing the module assignment, group presentation. </w:t>
+      </w:r>
+      <w:r>
+        <w:rPr>
+          <w:rFonts w:ascii="Times New Roman" w:hAnsi="Times New Roman" w:cs="Times New Roman"/>
+        </w:rPr>
+        <w:t xml:space="preserve">The objectives of </w:t>
+      </w:r>
+      <w:r>
+        <w:rPr>
+          <w:rFonts w:ascii="Times New Roman" w:hAnsi="Times New Roman" w:cs="Times New Roman"/>
+        </w:rPr>
+        <w:t xml:space="preserve">our group work </w:t>
+      </w:r>
+      <w:r>
+        <w:rPr>
+          <w:rFonts w:ascii="Times New Roman" w:hAnsi="Times New Roman" w:cs="Times New Roman"/>
+        </w:rPr>
+        <w:t xml:space="preserve">are </w:t>
+      </w:r>
+    </w:p>
+    <w:p>
+      <w:pPr>
+        <w:spacing w:line="276" w:lineRule="auto"/>
+        <w:jc w:val="both"/>
+        <w:rPr>
+          <w:rFonts w:ascii="Times New Roman" w:hAnsi="Times New Roman" w:cs="Times New Roman"/>
+          <w:i/>
+          <w:iCs/>
+          <w:color w:val="FF0000"/>
+        </w:rPr>
+      </w:pPr>
+      <w:r>
+        <w:rPr>
+          <w:rFonts w:ascii="Times New Roman" w:hAnsi="Times New Roman" w:cs="Times New Roman"/>
+          <w:color w:val="FF0000"/>
+        </w:rPr>
+        <w:t>[</w:t>
+      </w:r>
+      <w:r>
+        <w:rPr>
+          <w:rFonts w:ascii="Times New Roman" w:hAnsi="Times New Roman" w:cs="Times New Roman"/>
+          <w:i/>
+          <w:iCs/>
+          <w:color w:val="FF0000"/>
+        </w:rPr>
+        <w:t xml:space="preserve">(a) </w:t>
+      </w:r>
+      <w:proofErr w:type="gramStart"/>
+      <w:r>
+        <w:rPr>
+          <w:rFonts w:ascii="Times New Roman" w:hAnsi="Times New Roman" w:cs="Times New Roman"/>
+          <w:i/>
+          <w:iCs/>
+          <w:color w:val="FF0000"/>
+        </w:rPr>
+        <w:t>H</w:t>
+      </w:r>
+      <w:r>
+        <w:rPr>
+          <w:rFonts w:ascii="Times New Roman" w:hAnsi="Times New Roman" w:cs="Times New Roman"/>
+          <w:i/>
+          <w:iCs/>
+          <w:color w:val="FF0000"/>
+        </w:rPr>
+        <w:t>igh quality</w:t>
+      </w:r>
+      <w:proofErr w:type="gramEnd"/>
+      <w:r>
+        <w:rPr>
+          <w:rFonts w:ascii="Times New Roman" w:hAnsi="Times New Roman" w:cs="Times New Roman"/>
+          <w:i/>
+          <w:iCs/>
+          <w:color w:val="FF0000"/>
         </w:rPr>
         <w:t xml:space="preserve"> </w:t>
-      </w:r>
-      <w:r>
-        <w:rPr>
-          <w:rFonts w:ascii="Times New Roman" w:hAnsi="Times New Roman" w:cs="Times New Roman"/>
-        </w:rPr>
-        <w:t xml:space="preserve">The </w:t>
-      </w:r>
-      <w:r>
-        <w:rPr>
-          <w:rFonts w:ascii="Times New Roman" w:hAnsi="Times New Roman" w:cs="Times New Roman"/>
-        </w:rPr>
-        <w:t>objectives</w:t>
-      </w:r>
-      <w:r>
-        <w:rPr>
-          <w:rFonts w:ascii="Times New Roman" w:hAnsi="Times New Roman" w:cs="Times New Roman"/>
-        </w:rPr>
-        <w:t xml:space="preserve"> of </w:t>
-      </w:r>
-      <w:r>
-        <w:rPr>
-          <w:rFonts w:ascii="Times New Roman" w:hAnsi="Times New Roman" w:cs="Times New Roman"/>
-        </w:rPr>
-        <w:t xml:space="preserve">our group work </w:t>
-      </w:r>
-      <w:r>
-        <w:rPr>
-          <w:rFonts w:ascii="Times New Roman" w:hAnsi="Times New Roman" w:cs="Times New Roman"/>
-        </w:rPr>
-        <w:t xml:space="preserve">are </w:t>
-      </w:r>
-      <w:r>
-        <w:rPr>
-          <w:rFonts w:ascii="Times New Roman" w:hAnsi="Times New Roman" w:cs="Times New Roman"/>
-          <w:color w:val="FF0000"/>
-        </w:rPr>
-        <w:t>[</w:t>
-      </w:r>
-      <w:r>
-        <w:rPr>
-          <w:rFonts w:ascii="Times New Roman" w:hAnsi="Times New Roman" w:cs="Times New Roman"/>
-          <w:i w:val="1"/>
-          <w:iCs w:val="1"/>
-          <w:color w:val="FF0000"/>
-        </w:rPr>
-        <w:t>insert here what you wish to achieve for example</w:t>
-      </w:r>
-      <w:r>
-        <w:rPr>
-          <w:rFonts w:ascii="Times New Roman" w:hAnsi="Times New Roman" w:cs="Times New Roman"/>
-          <w:color w:val="FF0000"/>
-        </w:rPr>
-        <w:t>;</w:t>
-      </w:r>
-    </w:p>
-    <w:p>
-      <w:pPr>
-        <w:spacing w:line="276" w:lineRule="auto"/>
-        <w:jc w:val="both"/>
-        <w:rPr>
-          <w:rFonts w:ascii="Times New Roman" w:hAnsi="Times New Roman" w:cs="Times New Roman"/>
-          <w:i/>
-          <w:iCs/>
-          <w:color w:val="FF0000"/>
-        </w:rPr>
-      </w:pPr>
-      <w:r>
-        <w:rPr>
-          <w:rFonts w:ascii="Times New Roman" w:hAnsi="Times New Roman" w:cs="Times New Roman"/>
-          <w:i/>
-          <w:iCs/>
-          <w:color w:val="FF0000"/>
-        </w:rPr>
-        <w:t xml:space="preserve">(a) </w:t>
-      </w:r>
-      <w:r>
-        <w:rPr>
-          <w:rFonts w:ascii="Times New Roman" w:hAnsi="Times New Roman" w:cs="Times New Roman"/>
-          <w:i/>
-          <w:iCs/>
-          <w:color w:val="FF0000"/>
-        </w:rPr>
-        <w:t>H</w:t>
-      </w:r>
-      <w:r>
-        <w:rPr>
-          <w:rFonts w:ascii="Times New Roman" w:hAnsi="Times New Roman" w:cs="Times New Roman"/>
-          <w:i/>
-          <w:iCs/>
-          <w:color w:val="FF0000"/>
-        </w:rPr>
-        <w:t xml:space="preserve">igh quality </w:t>
       </w:r>
       <w:r>
         <w:rPr>
@@ -608,13 +659,10 @@
           <w:ilvl w:val="0"/>
           <w:numId w:val="5"/>
         </w:numPr>
-        <w:suppressLineNumbers w:val="0"/>
-        <w:bidi w:val="0"/>
-        <w:spacing w:before="160" w:beforeAutospacing="off" w:after="80" w:afterAutospacing="off" w:line="276" w:lineRule="auto"/>
-        <w:ind w:left="720" w:right="0" w:hanging="360"/>
-        <w:jc w:val="both"/>
-        <w:rPr>
-          <w:rFonts w:ascii="Times New Roman" w:hAnsi="Times New Roman" w:eastAsia="Times New Roman" w:cs="Times New Roman"/>
+        <w:spacing w:line="276" w:lineRule="auto"/>
+        <w:jc w:val="both"/>
+        <w:rPr>
+          <w:rFonts w:ascii="Times New Roman" w:eastAsia="Times New Roman" w:hAnsi="Times New Roman" w:cs="Times New Roman"/>
           <w:color w:val="auto"/>
         </w:rPr>
       </w:pPr>
@@ -641,14 +689,14 @@
       </w:r>
       <w:r>
         <w:rPr>
-          <w:rFonts w:ascii="Times New Roman" w:hAnsi="Times New Roman" w:eastAsia="Times New Roman" w:cs="Times New Roman"/>
+          <w:rFonts w:ascii="Times New Roman" w:eastAsia="Times New Roman" w:hAnsi="Times New Roman" w:cs="Times New Roman"/>
           <w:color w:val="auto"/>
         </w:rPr>
         <w:t xml:space="preserve">of </w:t>
       </w:r>
       <w:r>
         <w:rPr>
-          <w:rFonts w:ascii="Times New Roman" w:hAnsi="Times New Roman" w:eastAsia="Times New Roman" w:cs="Times New Roman"/>
+          <w:rFonts w:ascii="Times New Roman" w:eastAsia="Times New Roman" w:hAnsi="Times New Roman" w:cs="Times New Roman"/>
           <w:color w:val="auto"/>
           <w:u w:val="single"/>
         </w:rPr>
@@ -656,14 +704,14 @@
       </w:r>
       <w:r>
         <w:rPr>
-          <w:rFonts w:ascii="Times New Roman" w:hAnsi="Times New Roman" w:eastAsia="Times New Roman" w:cs="Times New Roman"/>
+          <w:rFonts w:ascii="Times New Roman" w:eastAsia="Times New Roman" w:hAnsi="Times New Roman" w:cs="Times New Roman"/>
           <w:color w:val="auto"/>
         </w:rPr>
         <w:t xml:space="preserve"> and </w:t>
       </w:r>
       <w:r>
         <w:rPr>
-          <w:rFonts w:ascii="Times New Roman" w:hAnsi="Times New Roman" w:eastAsia="Times New Roman" w:cs="Times New Roman"/>
+          <w:rFonts w:ascii="Times New Roman" w:eastAsia="Times New Roman" w:hAnsi="Times New Roman" w:cs="Times New Roman"/>
           <w:color w:val="auto"/>
           <w:u w:val="single"/>
         </w:rPr>
@@ -671,49 +719,49 @@
       </w:r>
       <w:r>
         <w:rPr>
-          <w:rFonts w:ascii="Times New Roman" w:hAnsi="Times New Roman" w:eastAsia="Times New Roman" w:cs="Times New Roman"/>
+          <w:rFonts w:ascii="Times New Roman" w:eastAsia="Times New Roman" w:hAnsi="Times New Roman" w:cs="Times New Roman"/>
           <w:color w:val="auto"/>
         </w:rPr>
         <w:t xml:space="preserve"> for the </w:t>
       </w:r>
       <w:r>
         <w:rPr>
-          <w:rFonts w:ascii="Times New Roman" w:hAnsi="Times New Roman" w:eastAsia="Times New Roman" w:cs="Times New Roman"/>
+          <w:rFonts w:ascii="Times New Roman" w:eastAsia="Times New Roman" w:hAnsi="Times New Roman" w:cs="Times New Roman"/>
           <w:color w:val="auto"/>
         </w:rPr>
         <w:t>assignment are</w:t>
       </w:r>
       <w:r>
         <w:rPr>
-          <w:rFonts w:ascii="Times New Roman" w:hAnsi="Times New Roman" w:eastAsia="Times New Roman" w:cs="Times New Roman"/>
+          <w:rFonts w:ascii="Times New Roman" w:eastAsia="Times New Roman" w:hAnsi="Times New Roman" w:cs="Times New Roman"/>
           <w:color w:val="auto"/>
         </w:rPr>
         <w:t xml:space="preserve"> </w:t>
       </w:r>
       <w:r>
         <w:rPr>
-          <w:rFonts w:ascii="Times New Roman" w:hAnsi="Times New Roman" w:eastAsia="Times New Roman" w:cs="Times New Roman"/>
+          <w:rFonts w:ascii="Times New Roman" w:eastAsia="Times New Roman" w:hAnsi="Times New Roman" w:cs="Times New Roman"/>
           <w:color w:val="auto"/>
         </w:rPr>
         <w:t>Friday</w:t>
       </w:r>
       <w:r>
         <w:rPr>
-          <w:rFonts w:ascii="Times New Roman" w:hAnsi="Times New Roman" w:eastAsia="Times New Roman" w:cs="Times New Roman"/>
+          <w:rFonts w:ascii="Times New Roman" w:eastAsia="Times New Roman" w:hAnsi="Times New Roman" w:cs="Times New Roman"/>
           <w:color w:val="auto"/>
         </w:rPr>
         <w:t xml:space="preserve"> </w:t>
       </w:r>
       <w:r>
         <w:rPr>
-          <w:rFonts w:ascii="Times New Roman" w:hAnsi="Times New Roman" w:eastAsia="Times New Roman" w:cs="Times New Roman"/>
+          <w:rFonts w:ascii="Times New Roman" w:eastAsia="Times New Roman" w:hAnsi="Times New Roman" w:cs="Times New Roman"/>
           <w:color w:val="auto"/>
         </w:rPr>
         <w:t>20</w:t>
       </w:r>
       <w:r>
         <w:rPr>
-          <w:rFonts w:ascii="Times New Roman" w:hAnsi="Times New Roman" w:eastAsia="Times New Roman" w:cs="Times New Roman"/>
+          <w:rFonts w:ascii="Times New Roman" w:eastAsia="Times New Roman" w:hAnsi="Times New Roman" w:cs="Times New Roman"/>
           <w:color w:val="auto"/>
           <w:vertAlign w:val="superscript"/>
         </w:rPr>
@@ -721,81 +769,62 @@
       </w:r>
       <w:r>
         <w:rPr>
-          <w:rFonts w:ascii="Times New Roman" w:hAnsi="Times New Roman" w:eastAsia="Times New Roman" w:cs="Times New Roman"/>
+          <w:rFonts w:ascii="Times New Roman" w:eastAsia="Times New Roman" w:hAnsi="Times New Roman" w:cs="Times New Roman"/>
           <w:color w:val="auto"/>
         </w:rPr>
         <w:t xml:space="preserve"> of November for </w:t>
       </w:r>
       <w:r>
         <w:rPr>
-          <w:rFonts w:ascii="Times New Roman" w:hAnsi="Times New Roman" w:eastAsia="Times New Roman" w:cs="Times New Roman"/>
+          <w:rFonts w:ascii="Times New Roman" w:eastAsia="Times New Roman" w:hAnsi="Times New Roman" w:cs="Times New Roman"/>
           <w:color w:val="auto"/>
         </w:rPr>
         <w:t xml:space="preserve">the </w:t>
       </w:r>
       <w:r>
         <w:rPr>
-          <w:rFonts w:ascii="Times New Roman" w:hAnsi="Times New Roman" w:eastAsia="Times New Roman" w:cs="Times New Roman"/>
+          <w:rFonts w:ascii="Times New Roman" w:eastAsia="Times New Roman" w:hAnsi="Times New Roman" w:cs="Times New Roman"/>
           <w:color w:val="auto"/>
         </w:rPr>
         <w:t>presentation sl</w:t>
       </w:r>
       <w:r>
         <w:rPr>
-          <w:rFonts w:ascii="Times New Roman" w:hAnsi="Times New Roman" w:eastAsia="Times New Roman" w:cs="Times New Roman"/>
+          <w:rFonts w:ascii="Times New Roman" w:eastAsia="Times New Roman" w:hAnsi="Times New Roman" w:cs="Times New Roman"/>
           <w:color w:val="auto"/>
         </w:rPr>
         <w:t xml:space="preserve">ides </w:t>
       </w:r>
       <w:r>
         <w:rPr>
-          <w:rFonts w:ascii="Times New Roman" w:hAnsi="Times New Roman" w:eastAsia="Times New Roman" w:cs="Times New Roman"/>
+          <w:rFonts w:ascii="Times New Roman" w:eastAsia="Times New Roman" w:hAnsi="Times New Roman" w:cs="Times New Roman"/>
           <w:color w:val="auto"/>
         </w:rPr>
         <w:t>and collection of group meeting minutes</w:t>
       </w:r>
       <w:r>
         <w:rPr>
-          <w:rFonts w:ascii="Times New Roman" w:hAnsi="Times New Roman" w:eastAsia="Times New Roman" w:cs="Times New Roman"/>
+          <w:rFonts w:ascii="Times New Roman" w:eastAsia="Times New Roman" w:hAnsi="Times New Roman" w:cs="Times New Roman"/>
           <w:color w:val="auto"/>
         </w:rPr>
         <w:t>;</w:t>
       </w:r>
       <w:r>
         <w:rPr>
-          <w:rFonts w:ascii="Times New Roman" w:hAnsi="Times New Roman" w:eastAsia="Times New Roman" w:cs="Times New Roman"/>
+          <w:rFonts w:ascii="Times New Roman" w:eastAsia="Times New Roman" w:hAnsi="Times New Roman" w:cs="Times New Roman"/>
           <w:color w:val="auto"/>
         </w:rPr>
         <w:t xml:space="preserve"> </w:t>
       </w:r>
       <w:r>
         <w:rPr>
-          <w:rFonts w:ascii="Times New Roman" w:hAnsi="Times New Roman" w:eastAsia="Times New Roman" w:cs="Times New Roman"/>
+          <w:rFonts w:ascii="Times New Roman" w:eastAsia="Times New Roman" w:hAnsi="Times New Roman" w:cs="Times New Roman"/>
           <w:color w:val="auto"/>
         </w:rPr>
-        <w:t xml:space="preserve">Following submission, groups will deliver their presentations in person during class sessions in the week </w:t>
-      </w:r>
-      <w:r>
-        <w:rPr>
-          <w:rFonts w:ascii="Times New Roman" w:hAnsi="Times New Roman" w:eastAsia="Times New Roman" w:cs="Times New Roman"/>
-          <w:color w:val="auto"/>
-        </w:rPr>
-        <w:t>commencing</w:t>
-      </w:r>
-      <w:r>
-        <w:rPr>
-          <w:rFonts w:ascii="Times New Roman" w:hAnsi="Times New Roman" w:eastAsia="Times New Roman" w:cs="Times New Roman"/>
-          <w:color w:val="auto"/>
-        </w:rPr>
-        <w:t xml:space="preserve"> 23 November or 30 November.</w:t>
-      </w:r>
-    </w:p>
-    <w:p>
-      <w:pPr>
-        <w:pStyle w:val="Normal"/>
-        <w:bidi w:val="0"/>
-      </w:pPr>
-    </w:p>
+        <w:t>Following submission, groups will deliver their presentations in person during class sessions in the week commencing 23 November or 30 November.</w:t>
+      </w:r>
+    </w:p>
+    <w:p/>
     <w:p>
       <w:pPr>
         <w:spacing w:line="276" w:lineRule="auto"/>
@@ -829,7 +858,6 @@
         <w:jc w:val="both"/>
         <w:rPr>
           <w:rFonts w:ascii="Times New Roman" w:hAnsi="Times New Roman" w:cs="Times New Roman"/>
-          <w:color w:val="FF0000"/>
         </w:rPr>
       </w:pPr>
       <w:r>
@@ -855,227 +883,7 @@
           <w:rFonts w:ascii="Times New Roman" w:hAnsi="Times New Roman" w:cs="Times New Roman"/>
           <w:color w:val="FF0000"/>
         </w:rPr>
-        <w:t>[</w:t>
-      </w:r>
-      <w:r>
-        <w:rPr>
-          <w:rFonts w:ascii="Times New Roman" w:hAnsi="Times New Roman" w:cs="Times New Roman"/>
-          <w:i/>
-          <w:iCs/>
-          <w:color w:val="FF0000"/>
-        </w:rPr>
-        <w:t>insert description of how the group will carry out the work</w:t>
-      </w:r>
-      <w:r>
-        <w:rPr>
-          <w:rFonts w:ascii="Times New Roman" w:hAnsi="Times New Roman" w:cs="Times New Roman"/>
-          <w:i/>
-          <w:iCs/>
-          <w:color w:val="FF0000"/>
-        </w:rPr>
-        <w:t xml:space="preserve"> such as</w:t>
-      </w:r>
-      <w:r>
-        <w:rPr>
-          <w:rFonts w:ascii="Times New Roman" w:hAnsi="Times New Roman" w:cs="Times New Roman"/>
-          <w:i/>
-          <w:iCs/>
-          <w:color w:val="FF0000"/>
-        </w:rPr>
-        <w:t xml:space="preserve"> the division of research, </w:t>
-      </w:r>
-      <w:r>
-        <w:rPr>
-          <w:rFonts w:ascii="Times New Roman" w:hAnsi="Times New Roman" w:cs="Times New Roman"/>
-          <w:i/>
-          <w:iCs/>
-          <w:color w:val="FF0000"/>
-        </w:rPr>
-        <w:t>coordination</w:t>
-      </w:r>
-      <w:r>
-        <w:rPr>
-          <w:rFonts w:ascii="Times New Roman" w:hAnsi="Times New Roman" w:cs="Times New Roman"/>
-          <w:i/>
-          <w:iCs/>
-          <w:color w:val="FF0000"/>
-        </w:rPr>
-        <w:t xml:space="preserve">, </w:t>
-      </w:r>
-      <w:r>
-        <w:rPr>
-          <w:rFonts w:ascii="Times New Roman" w:hAnsi="Times New Roman" w:cs="Times New Roman"/>
-          <w:i/>
-          <w:iCs/>
-          <w:color w:val="FF0000"/>
-        </w:rPr>
-        <w:t xml:space="preserve">visual </w:t>
-      </w:r>
-      <w:r>
-        <w:rPr>
-          <w:rFonts w:ascii="Times New Roman" w:hAnsi="Times New Roman" w:cs="Times New Roman"/>
-          <w:i/>
-          <w:iCs/>
-          <w:color w:val="FF0000"/>
-        </w:rPr>
-        <w:t xml:space="preserve">design, and </w:t>
-      </w:r>
-      <w:r>
-        <w:rPr>
-          <w:rFonts w:ascii="Times New Roman" w:hAnsi="Times New Roman" w:cs="Times New Roman"/>
-          <w:i/>
-          <w:iCs/>
-          <w:color w:val="FF0000"/>
-        </w:rPr>
-        <w:t>editing</w:t>
-      </w:r>
-      <w:r>
-        <w:rPr>
-          <w:rFonts w:ascii="Times New Roman" w:hAnsi="Times New Roman" w:cs="Times New Roman"/>
-          <w:i/>
-          <w:iCs/>
-          <w:color w:val="FF0000"/>
-        </w:rPr>
-        <w:t xml:space="preserve"> responsibilities</w:t>
-      </w:r>
-      <w:r>
-        <w:rPr>
-          <w:rFonts w:ascii="Times New Roman" w:hAnsi="Times New Roman" w:cs="Times New Roman"/>
-          <w:color w:val="FF0000"/>
-        </w:rPr>
-        <w:t>]</w:t>
-      </w:r>
-    </w:p>
-    <w:p>
-      <w:pPr>
-        <w:spacing w:line="276" w:lineRule="auto"/>
-        <w:jc w:val="both"/>
-        <w:rPr>
-          <w:rFonts w:ascii="Times New Roman" w:hAnsi="Times New Roman" w:cs="Times New Roman"/>
-        </w:rPr>
-      </w:pPr>
-      <w:r>
-        <w:rPr>
-          <w:rFonts w:ascii="Times New Roman" w:hAnsi="Times New Roman" w:cs="Times New Roman"/>
-          <w:i/>
-          <w:iCs/>
-          <w:color w:val="FF0000"/>
-        </w:rPr>
-        <w:t xml:space="preserve">[NB. This is a significant clause in your contract - give it lots of thought. You may insert a separate clause for each </w:t>
-      </w:r>
-      <w:r>
-        <w:rPr>
-          <w:rFonts w:ascii="Times New Roman" w:hAnsi="Times New Roman" w:cs="Times New Roman"/>
-          <w:i/>
-          <w:iCs/>
-          <w:color w:val="FF0000"/>
-        </w:rPr>
-        <w:t>role</w:t>
-      </w:r>
-      <w:r>
-        <w:rPr>
-          <w:rFonts w:ascii="Times New Roman" w:hAnsi="Times New Roman" w:cs="Times New Roman"/>
-          <w:i/>
-          <w:iCs/>
-          <w:color w:val="FF0000"/>
-        </w:rPr>
-        <w:t xml:space="preserve"> i.e. </w:t>
-      </w:r>
-      <w:r>
-        <w:rPr>
-          <w:rFonts w:ascii="Times New Roman" w:hAnsi="Times New Roman" w:cs="Times New Roman"/>
-          <w:i/>
-          <w:iCs/>
-          <w:color w:val="FF0000"/>
-        </w:rPr>
-        <w:t>leads for different research areas</w:t>
-      </w:r>
-      <w:r>
-        <w:rPr>
-          <w:rFonts w:ascii="Times New Roman" w:hAnsi="Times New Roman" w:cs="Times New Roman"/>
-          <w:i/>
-          <w:iCs/>
-          <w:color w:val="FF0000"/>
-        </w:rPr>
-        <w:t xml:space="preserve">, </w:t>
-      </w:r>
-      <w:r>
-        <w:rPr>
-          <w:rFonts w:ascii="Times New Roman" w:hAnsi="Times New Roman" w:cs="Times New Roman"/>
-          <w:i/>
-          <w:iCs/>
-          <w:color w:val="FF0000"/>
-        </w:rPr>
-        <w:t>coordination and visual design</w:t>
-      </w:r>
-      <w:r>
-        <w:rPr>
-          <w:rFonts w:ascii="Times New Roman" w:hAnsi="Times New Roman" w:cs="Times New Roman"/>
-          <w:i/>
-          <w:iCs/>
-          <w:color w:val="FF0000"/>
-        </w:rPr>
-        <w:t xml:space="preserve">. You should avoid </w:t>
-      </w:r>
-      <w:r>
-        <w:rPr>
-          <w:rFonts w:ascii="Times New Roman" w:hAnsi="Times New Roman" w:cs="Times New Roman"/>
-          <w:i/>
-          <w:iCs/>
-          <w:color w:val="FF0000"/>
-        </w:rPr>
-        <w:t xml:space="preserve">simply allocating individual sections of the assignment </w:t>
-      </w:r>
-      <w:r>
-        <w:rPr>
-          <w:rFonts w:ascii="Times New Roman" w:hAnsi="Times New Roman" w:cs="Times New Roman"/>
-          <w:i/>
-          <w:iCs/>
-          <w:color w:val="FF0000"/>
-        </w:rPr>
-        <w:t>to each student</w:t>
-      </w:r>
-      <w:r>
-        <w:rPr>
-          <w:rFonts w:ascii="Times New Roman" w:hAnsi="Times New Roman" w:cs="Times New Roman"/>
-          <w:i/>
-          <w:iCs/>
-          <w:color w:val="FF0000"/>
-        </w:rPr>
-        <w:t>. A</w:t>
-      </w:r>
-      <w:r>
-        <w:rPr>
-          <w:rFonts w:ascii="Times New Roman" w:hAnsi="Times New Roman" w:cs="Times New Roman"/>
-          <w:i/>
-          <w:iCs/>
-          <w:color w:val="FF0000"/>
-        </w:rPr>
-        <w:t xml:space="preserve">ll students </w:t>
-      </w:r>
-      <w:r>
-        <w:rPr>
-          <w:rFonts w:ascii="Times New Roman" w:hAnsi="Times New Roman" w:cs="Times New Roman"/>
-          <w:i/>
-          <w:iCs/>
-          <w:color w:val="FF0000"/>
-        </w:rPr>
-        <w:t>must contribute to one or more aspects of the group assignment</w:t>
-      </w:r>
-      <w:r>
-        <w:rPr>
-          <w:rFonts w:ascii="Times New Roman" w:hAnsi="Times New Roman" w:cs="Times New Roman"/>
-          <w:i/>
-          <w:iCs/>
-          <w:color w:val="FF0000"/>
-        </w:rPr>
-        <w:t>]</w:t>
-      </w:r>
-      <w:r>
-        <w:rPr>
-          <w:rFonts w:ascii="Times New Roman" w:hAnsi="Times New Roman" w:cs="Times New Roman"/>
-        </w:rPr>
-        <w:t>.</w:t>
+        <w:t>AGILE.</w:t>
       </w:r>
     </w:p>
     <w:p>
@@ -1254,124 +1062,13 @@
         <w:rPr>
           <w:rFonts w:ascii="Times New Roman" w:hAnsi="Times New Roman" w:cs="Times New Roman"/>
         </w:rPr>
-        <w:t xml:space="preserve">channel </w:t>
-      </w:r>
-      <w:r>
-        <w:rPr>
-          <w:rFonts w:ascii="Times New Roman" w:hAnsi="Times New Roman" w:cs="Times New Roman"/>
-          <w:i/>
-          <w:iCs/>
-          <w:color w:val="FF0000"/>
-        </w:rPr>
-        <w:t>[or Blackboard group]</w:t>
-      </w:r>
-      <w:r>
-        <w:rPr>
-          <w:rFonts w:ascii="Times New Roman" w:hAnsi="Times New Roman" w:cs="Times New Roman"/>
-        </w:rPr>
-        <w:t xml:space="preserve">. </w:t>
-      </w:r>
-    </w:p>
-    <w:p>
-      <w:pPr>
-        <w:spacing w:line="276" w:lineRule="auto"/>
-        <w:jc w:val="both"/>
-        <w:rPr>
-          <w:rFonts w:ascii="Times New Roman" w:hAnsi="Times New Roman" w:cs="Times New Roman"/>
-          <w:i/>
-          <w:iCs/>
-          <w:color w:val="FF0000"/>
-        </w:rPr>
-      </w:pPr>
-      <w:r>
-        <w:rPr>
-          <w:rFonts w:ascii="Times New Roman" w:hAnsi="Times New Roman" w:cs="Times New Roman"/>
-          <w:i/>
-          <w:iCs/>
-          <w:color w:val="FF0000"/>
-        </w:rPr>
-        <w:t xml:space="preserve">[NB. The use of MS Teams/BB groups is advised to communicate and store documents, including meeting minutes. If other communication </w:t>
-      </w:r>
-      <w:r>
-        <w:rPr>
-          <w:rFonts w:ascii="Times New Roman" w:hAnsi="Times New Roman" w:cs="Times New Roman"/>
-          <w:i/>
-          <w:iCs/>
-          <w:color w:val="FF0000"/>
-        </w:rPr>
-        <w:t xml:space="preserve">platforms </w:t>
-      </w:r>
-      <w:r>
-        <w:rPr>
-          <w:rFonts w:ascii="Times New Roman" w:hAnsi="Times New Roman" w:cs="Times New Roman"/>
-          <w:i/>
-          <w:iCs/>
-          <w:color w:val="FF0000"/>
-        </w:rPr>
-        <w:t xml:space="preserve">(e.g. WhatsApp, SharePoint, Google Workspace, Wrike etc.) </w:t>
-      </w:r>
-      <w:r>
-        <w:rPr>
-          <w:rFonts w:ascii="Times New Roman" w:hAnsi="Times New Roman" w:cs="Times New Roman"/>
-          <w:i/>
-          <w:iCs/>
-          <w:color w:val="FF0000"/>
-        </w:rPr>
-        <w:t>are used</w:t>
-      </w:r>
-      <w:r>
-        <w:rPr>
-          <w:rFonts w:ascii="Times New Roman" w:hAnsi="Times New Roman" w:cs="Times New Roman"/>
-          <w:i/>
-          <w:iCs/>
-          <w:color w:val="FF0000"/>
-        </w:rPr>
-        <w:t>,</w:t>
-      </w:r>
-      <w:r>
-        <w:rPr>
-          <w:rFonts w:ascii="Times New Roman" w:hAnsi="Times New Roman" w:cs="Times New Roman"/>
-          <w:i/>
-          <w:iCs/>
-          <w:color w:val="FF0000"/>
-        </w:rPr>
-        <w:t xml:space="preserve"> it is the </w:t>
-      </w:r>
-      <w:r>
-        <w:rPr>
-          <w:rFonts w:ascii="Times New Roman" w:hAnsi="Times New Roman" w:cs="Times New Roman"/>
-          <w:i/>
-          <w:iCs/>
-          <w:color w:val="FF0000"/>
-        </w:rPr>
-        <w:t xml:space="preserve">group’s </w:t>
-      </w:r>
-      <w:r>
-        <w:rPr>
-          <w:rFonts w:ascii="Times New Roman" w:hAnsi="Times New Roman" w:cs="Times New Roman"/>
-          <w:i/>
-          <w:iCs/>
-          <w:color w:val="FF0000"/>
-        </w:rPr>
-        <w:t xml:space="preserve">responsibility to ensure </w:t>
-      </w:r>
-      <w:r>
-        <w:rPr>
-          <w:rFonts w:ascii="Times New Roman" w:hAnsi="Times New Roman" w:cs="Times New Roman"/>
-          <w:i/>
-          <w:iCs/>
-          <w:color w:val="FF0000"/>
-        </w:rPr>
-        <w:t xml:space="preserve">all relevant documents and communications are accessible to the tutor </w:t>
-      </w:r>
-      <w:r>
-        <w:rPr>
-          <w:rFonts w:ascii="Times New Roman" w:hAnsi="Times New Roman" w:cs="Times New Roman"/>
-          <w:i/>
-          <w:iCs/>
-          <w:color w:val="FF0000"/>
-        </w:rPr>
-        <w:t>when requested.]</w:t>
+        <w:t>channel</w:t>
+      </w:r>
+      <w:r>
+        <w:rPr>
+          <w:rFonts w:ascii="Times New Roman" w:hAnsi="Times New Roman" w:cs="Times New Roman"/>
+        </w:rPr>
+        <w:t>.</w:t>
       </w:r>
     </w:p>
     <w:p>
@@ -1422,144 +1119,6 @@
         </w:rPr>
         <w:t xml:space="preserve">Where a dispute arises as to the following matters </w:t>
       </w:r>
-      <w:r>
-        <w:rPr>
-          <w:rFonts w:ascii="Times New Roman" w:hAnsi="Times New Roman" w:cs="Times New Roman"/>
-          <w:i/>
-          <w:iCs/>
-          <w:color w:val="FF0000"/>
-        </w:rPr>
-        <w:t>[for example</w:t>
-      </w:r>
-      <w:r>
-        <w:rPr>
-          <w:rFonts w:ascii="Times New Roman" w:hAnsi="Times New Roman" w:cs="Times New Roman"/>
-          <w:i/>
-          <w:iCs/>
-          <w:color w:val="FF0000"/>
-        </w:rPr>
-        <w:t>,</w:t>
-      </w:r>
-    </w:p>
-    <w:p>
-      <w:pPr>
-        <w:spacing w:line="276" w:lineRule="auto"/>
-        <w:jc w:val="both"/>
-        <w:rPr>
-          <w:rFonts w:ascii="Times New Roman" w:hAnsi="Times New Roman" w:cs="Times New Roman"/>
-          <w:i/>
-          <w:iCs/>
-          <w:color w:val="FF0000"/>
-        </w:rPr>
-      </w:pPr>
-      <w:r>
-        <w:rPr>
-          <w:rFonts w:ascii="Times New Roman" w:hAnsi="Times New Roman" w:cs="Times New Roman"/>
-          <w:i/>
-          <w:iCs/>
-          <w:color w:val="FF0000"/>
-        </w:rPr>
-        <w:t xml:space="preserve">1. </w:t>
-      </w:r>
-      <w:r>
-        <w:rPr>
-          <w:rFonts w:ascii="Times New Roman" w:hAnsi="Times New Roman" w:cs="Times New Roman"/>
-          <w:i/>
-          <w:iCs/>
-          <w:color w:val="FF0000"/>
-        </w:rPr>
-        <w:t>Workload</w:t>
-      </w:r>
-    </w:p>
-    <w:p>
-      <w:pPr>
-        <w:spacing w:line="276" w:lineRule="auto"/>
-        <w:jc w:val="both"/>
-        <w:rPr>
-          <w:rFonts w:ascii="Times New Roman" w:hAnsi="Times New Roman" w:cs="Times New Roman"/>
-          <w:i/>
-          <w:iCs/>
-          <w:color w:val="FF0000"/>
-        </w:rPr>
-      </w:pPr>
-      <w:r>
-        <w:rPr>
-          <w:rFonts w:ascii="Times New Roman" w:hAnsi="Times New Roman" w:cs="Times New Roman"/>
-          <w:i/>
-          <w:iCs/>
-          <w:color w:val="FF0000"/>
-        </w:rPr>
-        <w:t>2. Quality of work</w:t>
-      </w:r>
-    </w:p>
-    <w:p>
-      <w:pPr>
-        <w:spacing w:line="276" w:lineRule="auto"/>
-        <w:jc w:val="both"/>
-        <w:rPr>
-          <w:rFonts w:ascii="Times New Roman" w:hAnsi="Times New Roman" w:cs="Times New Roman"/>
-          <w:i/>
-          <w:iCs/>
-          <w:color w:val="FF0000"/>
-        </w:rPr>
-      </w:pPr>
-      <w:r>
-        <w:rPr>
-          <w:rFonts w:ascii="Times New Roman" w:hAnsi="Times New Roman" w:cs="Times New Roman"/>
-          <w:i/>
-          <w:iCs/>
-          <w:color w:val="FF0000"/>
-        </w:rPr>
-        <w:t xml:space="preserve">3. </w:t>
-      </w:r>
-      <w:r>
-        <w:rPr>
-          <w:rFonts w:ascii="Times New Roman" w:hAnsi="Times New Roman" w:cs="Times New Roman"/>
-          <w:i/>
-          <w:iCs/>
-          <w:color w:val="FF0000"/>
-        </w:rPr>
-        <w:t xml:space="preserve">Delayed or </w:t>
-      </w:r>
-      <w:r>
-        <w:rPr>
-          <w:rFonts w:ascii="Times New Roman" w:hAnsi="Times New Roman" w:cs="Times New Roman"/>
-          <w:i/>
-          <w:iCs/>
-          <w:color w:val="FF0000"/>
-        </w:rPr>
-        <w:t>lack of response</w:t>
-      </w:r>
-    </w:p>
-    <w:p>
-      <w:pPr>
-        <w:spacing w:line="276" w:lineRule="auto"/>
-        <w:jc w:val="both"/>
-        <w:rPr>
-          <w:rFonts w:ascii="Times New Roman" w:hAnsi="Times New Roman" w:cs="Times New Roman"/>
-          <w:i/>
-          <w:iCs/>
-          <w:color w:val="FF0000"/>
-        </w:rPr>
-      </w:pPr>
-      <w:r>
-        <w:rPr>
-          <w:rFonts w:ascii="Times New Roman" w:hAnsi="Times New Roman" w:cs="Times New Roman"/>
-          <w:i/>
-          <w:iCs/>
-          <w:color w:val="FF0000"/>
-        </w:rPr>
-        <w:t xml:space="preserve">4. </w:t>
-      </w:r>
-      <w:r>
-        <w:rPr>
-          <w:rFonts w:ascii="Times New Roman" w:hAnsi="Times New Roman" w:cs="Times New Roman"/>
-          <w:i/>
-          <w:iCs/>
-          <w:color w:val="FF0000"/>
-        </w:rPr>
-        <w:t>Input/emergency/contribution]</w:t>
-      </w:r>
     </w:p>
     <w:p>
       <w:pPr>
@@ -1705,7 +1264,7 @@
           <w:iCs/>
           <w:color w:val="FF0000"/>
         </w:rPr>
-        <w:t>[insert your dispute resolution clause—you may find that some awards, workplace agreements or contracts may be useful for this clause]</w:t>
+        <w:t>Group votes and if they do not follow the group decision we will escalate further.</w:t>
       </w:r>
     </w:p>
     <w:p>
@@ -1830,25 +1389,26 @@
           <w:iCs/>
           <w:color w:val="FF0000"/>
         </w:rPr>
-        <w:t>[NB: The course controller or tutor is not to be involved in the disputes in relation to workload, it</w:t>
-      </w:r>
-      <w:r>
-        <w:rPr>
-          <w:rFonts w:ascii="Times New Roman" w:hAnsi="Times New Roman" w:cs="Times New Roman"/>
-          <w:i/>
-          <w:iCs/>
-          <w:color w:val="FF0000"/>
-        </w:rPr>
-        <w:t xml:space="preserve"> </w:t>
-      </w:r>
-      <w:r>
-        <w:rPr>
-          <w:rFonts w:ascii="Times New Roman" w:hAnsi="Times New Roman" w:cs="Times New Roman"/>
-          <w:i/>
-          <w:iCs/>
-          <w:color w:val="FF0000"/>
-        </w:rPr>
-        <w:t>is for the members of the group to resolve these issues internally]</w:t>
+        <w:t>Warning before peer reviews and if the group feels there is no change in attitude it will be reflected in the groups peer review.</w:t>
+      </w:r>
+    </w:p>
+    <w:p>
+      <w:pPr>
+        <w:rPr>
+          <w:rFonts w:ascii="Times New Roman" w:hAnsi="Times New Roman" w:cs="Times New Roman"/>
+          <w:i/>
+          <w:iCs/>
+          <w:color w:val="FF0000"/>
+        </w:rPr>
+      </w:pPr>
+      <w:r>
+        <w:rPr>
+          <w:rFonts w:ascii="Times New Roman" w:hAnsi="Times New Roman" w:cs="Times New Roman"/>
+          <w:i/>
+          <w:iCs/>
+          <w:color w:val="FF0000"/>
+        </w:rPr>
+        <w:br w:type="page"/>
       </w:r>
     </w:p>
     <w:p>
@@ -1951,51 +1511,30 @@
         <w:jc w:val="both"/>
         <w:rPr>
           <w:rFonts w:ascii="Times New Roman" w:hAnsi="Times New Roman" w:cs="Times New Roman"/>
-        </w:rPr>
-      </w:pPr>
-      <w:r>
-        <w:rPr>
-          <w:rFonts w:ascii="Times New Roman" w:hAnsi="Times New Roman" w:cs="Times New Roman"/>
           <w:b/>
           <w:bCs/>
           <w:i/>
           <w:iCs/>
         </w:rPr>
-        <w:t>[Student name]:</w:t>
-      </w:r>
-      <w:r>
+      </w:pPr>
+    </w:p>
+    <w:p>
+      <w:pPr>
+        <w:spacing w:line="276" w:lineRule="auto"/>
+        <w:jc w:val="both"/>
         <w:rPr>
           <w:rFonts w:ascii="Times New Roman" w:hAnsi="Times New Roman" w:cs="Times New Roman"/>
           <w:b/>
           <w:bCs/>
-        </w:rPr>
-        <w:t xml:space="preserve"> </w:t>
-      </w:r>
-      <w:r>
-        <w:rPr>
-          <w:rFonts w:ascii="Times New Roman" w:hAnsi="Times New Roman" w:cs="Times New Roman"/>
-        </w:rPr>
-        <w:t>_________________________________</w:t>
-      </w:r>
-    </w:p>
-    <w:p>
-      <w:pPr>
-        <w:spacing w:line="276" w:lineRule="auto"/>
-        <w:jc w:val="both"/>
-        <w:rPr>
-          <w:rFonts w:ascii="Times New Roman" w:hAnsi="Times New Roman" w:cs="Times New Roman"/>
-        </w:rPr>
-      </w:pPr>
-    </w:p>
-    <w:p>
-      <w:pPr>
-        <w:spacing w:line="276" w:lineRule="auto"/>
-        <w:jc w:val="both"/>
-        <w:rPr>
-          <w:rFonts w:ascii="Times New Roman" w:hAnsi="Times New Roman" w:cs="Times New Roman"/>
-        </w:rPr>
-      </w:pPr>
-      <w:r>
+          <w:i/>
+          <w:iCs/>
+        </w:rPr>
+      </w:pPr>
+    </w:p>
+    <w:p>
+      <w:pPr>
+        <w:spacing w:line="276" w:lineRule="auto"/>
+        <w:jc w:val="both"/>
         <w:rPr>
           <w:rFonts w:ascii="Times New Roman" w:hAnsi="Times New Roman" w:cs="Times New Roman"/>
           <w:b/>
@@ -2003,33 +1542,85 @@
           <w:i/>
           <w:iCs/>
         </w:rPr>
-        <w:t>[Student name]:</w:t>
-      </w:r>
-      <w:r>
+      </w:pPr>
+    </w:p>
+    <w:p>
+      <w:pPr>
+        <w:spacing w:line="276" w:lineRule="auto"/>
+        <w:jc w:val="both"/>
         <w:rPr>
           <w:rFonts w:ascii="Times New Roman" w:hAnsi="Times New Roman" w:cs="Times New Roman"/>
           <w:b/>
           <w:bCs/>
         </w:rPr>
-        <w:t xml:space="preserve"> </w:t>
-      </w:r>
-      <w:r>
-        <w:rPr>
-          <w:rFonts w:ascii="Times New Roman" w:hAnsi="Times New Roman" w:cs="Times New Roman"/>
-        </w:rPr>
-        <w:t>_________________________________</w:t>
-      </w:r>
-    </w:p>
-    <w:p>
-      <w:pPr>
-        <w:spacing w:line="276" w:lineRule="auto"/>
-        <w:jc w:val="both"/>
+      </w:pPr>
+      <w:r>
         <w:rPr>
           <w:rFonts w:ascii="Times New Roman" w:hAnsi="Times New Roman" w:cs="Times New Roman"/>
           <w:b/>
           <w:bCs/>
-        </w:rPr>
-      </w:pPr>
+          <w:noProof/>
+        </w:rPr>
+        <mc:AlternateContent>
+          <mc:Choice Requires="wpi">
+            <w:drawing>
+              <wp:anchor distT="0" distB="0" distL="114300" distR="114300" simplePos="0" relativeHeight="251662336" behindDoc="0" locked="0" layoutInCell="1" allowOverlap="1" wp14:anchorId="2E757521" wp14:editId="66CA5E9E">
+                <wp:simplePos x="0" y="0"/>
+                <wp:positionH relativeFrom="column">
+                  <wp:posOffset>1579880</wp:posOffset>
+                </wp:positionH>
+                <wp:positionV relativeFrom="paragraph">
+                  <wp:posOffset>-306070</wp:posOffset>
+                </wp:positionV>
+                <wp:extent cx="1292760" cy="655200"/>
+                <wp:effectExtent l="38100" t="38100" r="41275" b="50165"/>
+                <wp:wrapNone/>
+                <wp:docPr id="497729635" name="Ink 13"/>
+                <wp:cNvGraphicFramePr/>
+                <a:graphic xmlns:a="http://schemas.openxmlformats.org/drawingml/2006/main">
+                  <a:graphicData uri="http://schemas.microsoft.com/office/word/2010/wordprocessingInk">
+                    <w14:contentPart bwMode="auto" r:id="rId10">
+                      <w14:nvContentPartPr>
+                        <w14:cNvContentPartPr/>
+                      </w14:nvContentPartPr>
+                      <w14:xfrm>
+                        <a:off x="0" y="0"/>
+                        <a:ext cx="1292760" cy="655200"/>
+                      </w14:xfrm>
+                    </w14:contentPart>
+                  </a:graphicData>
+                </a:graphic>
+              </wp:anchor>
+            </w:drawing>
+          </mc:Choice>
+          <mc:Fallback>
+            <w:pict>
+              <v:shapetype w14:anchorId="4229020F" id="_x0000_t75" coordsize="21600,21600" o:spt="75" o:preferrelative="t" path="m@4@5l@4@11@9@11@9@5xe" filled="f" stroked="f">
+                <v:stroke joinstyle="miter"/>
+                <v:formulas>
+                  <v:f eqn="if lineDrawn pixelLineWidth 0"/>
+                  <v:f eqn="sum @0 1 0"/>
+                  <v:f eqn="sum 0 0 @1"/>
+                  <v:f eqn="prod @2 1 2"/>
+                  <v:f eqn="prod @3 21600 pixelWidth"/>
+                  <v:f eqn="prod @3 21600 pixelHeight"/>
+                  <v:f eqn="sum @0 0 1"/>
+                  <v:f eqn="prod @6 1 2"/>
+                  <v:f eqn="prod @7 21600 pixelWidth"/>
+                  <v:f eqn="sum @8 21600 0"/>
+                  <v:f eqn="prod @7 21600 pixelHeight"/>
+                  <v:f eqn="sum @10 21600 0"/>
+                </v:formulas>
+                <v:path o:extrusionok="f" gradientshapeok="t" o:connecttype="rect"/>
+                <o:lock v:ext="edit" aspectratio="t"/>
+              </v:shapetype>
+              <v:shape id="Ink 13" o:spid="_x0000_s1026" type="#_x0000_t75" style="position:absolute;margin-left:123.9pt;margin-top:-24.6pt;width:102.8pt;height:52.6pt;z-index:251662336;visibility:visible;mso-wrap-style:square;mso-wrap-distance-left:9pt;mso-wrap-distance-top:0;mso-wrap-distance-right:9pt;mso-wrap-distance-bottom:0;mso-position-horizontal:absolute;mso-position-horizontal-relative:text;mso-position-vertical:absolute;mso-position-vertical-relative:text" o:gfxdata="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">
+                <v:imagedata r:id="rId11" o:title=""/>
+              </v:shape>
+            </w:pict>
+          </mc:Fallback>
+        </mc:AlternateContent>
+      </w:r>
     </w:p>
     <w:p>
       <w:pPr>
@@ -2074,50 +1665,87 @@
           <w:bCs/>
         </w:rPr>
       </w:pPr>
-    </w:p>
-    <w:p>
-      <w:pPr>
-        <w:spacing w:line="276" w:lineRule="auto"/>
-        <w:jc w:val="both"/>
-        <w:rPr>
-          <w:rFonts w:ascii="Times New Roman" w:hAnsi="Times New Roman" w:cs="Times New Roman"/>
-        </w:rPr>
-      </w:pPr>
       <w:r>
         <w:rPr>
           <w:rFonts w:ascii="Times New Roman" w:hAnsi="Times New Roman" w:cs="Times New Roman"/>
           <w:b/>
           <w:bCs/>
-          <w:i/>
-          <w:iCs/>
-        </w:rPr>
-        <w:t>[Student name]:</w:t>
-      </w:r>
+          <w:noProof/>
+        </w:rPr>
+        <mc:AlternateContent>
+          <mc:Choice Requires="wpi">
+            <w:drawing>
+              <wp:anchor distT="0" distB="0" distL="114300" distR="114300" simplePos="0" relativeHeight="251671552" behindDoc="0" locked="0" layoutInCell="1" allowOverlap="1" wp14:anchorId="35ABFE63" wp14:editId="6C67F864">
+                <wp:simplePos x="0" y="0"/>
+                <wp:positionH relativeFrom="column">
+                  <wp:posOffset>1242060</wp:posOffset>
+                </wp:positionH>
+                <wp:positionV relativeFrom="paragraph">
+                  <wp:posOffset>-30480</wp:posOffset>
+                </wp:positionV>
+                <wp:extent cx="1742090" cy="594960"/>
+                <wp:effectExtent l="38100" t="38100" r="48895" b="53340"/>
+                <wp:wrapNone/>
+                <wp:docPr id="649027094" name="Ink 22"/>
+                <wp:cNvGraphicFramePr/>
+                <a:graphic xmlns:a="http://schemas.openxmlformats.org/drawingml/2006/main">
+                  <a:graphicData uri="http://schemas.microsoft.com/office/word/2010/wordprocessingInk">
+                    <w14:contentPart bwMode="auto" r:id="rId12">
+                      <w14:nvContentPartPr>
+                        <w14:cNvContentPartPr/>
+                      </w14:nvContentPartPr>
+                      <w14:xfrm>
+                        <a:off x="0" y="0"/>
+                        <a:ext cx="1742090" cy="594960"/>
+                      </w14:xfrm>
+                    </w14:contentPart>
+                  </a:graphicData>
+                </a:graphic>
+              </wp:anchor>
+            </w:drawing>
+          </mc:Choice>
+          <mc:Fallback>
+            <w:pict>
+              <v:shape w14:anchorId="411BB0B6" id="Ink 22" o:spid="_x0000_s1026" type="#_x0000_t75" style="position:absolute;margin-left:97.3pt;margin-top:-2.9pt;width:138.15pt;height:47.85pt;z-index:251671552;visibility:visible;mso-wrap-style:square;mso-wrap-distance-left:9pt;mso-wrap-distance-top:0;mso-wrap-distance-right:9pt;mso-wrap-distance-bottom:0;mso-position-horizontal:absolute;mso-position-horizontal-relative:text;mso-position-vertical:absolute;mso-position-vertical-relative:text" o:gfxdata="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">
+                <v:imagedata r:id="rId13" o:title=""/>
+              </v:shape>
+            </w:pict>
+          </mc:Fallback>
+        </mc:AlternateContent>
+      </w:r>
+    </w:p>
+    <w:p>
+      <w:pPr>
+        <w:spacing w:line="276" w:lineRule="auto"/>
+        <w:jc w:val="both"/>
+        <w:rPr>
+          <w:rFonts w:ascii="Times New Roman" w:hAnsi="Times New Roman" w:cs="Times New Roman"/>
+        </w:rPr>
+      </w:pPr>
       <w:r>
         <w:rPr>
           <w:rFonts w:ascii="Times New Roman" w:hAnsi="Times New Roman" w:cs="Times New Roman"/>
           <w:b/>
           <w:bCs/>
-        </w:rPr>
-        <w:t xml:space="preserve"> </w:t>
-      </w:r>
-      <w:r>
-        <w:rPr>
-          <w:rFonts w:ascii="Times New Roman" w:hAnsi="Times New Roman" w:cs="Times New Roman"/>
-        </w:rPr>
-        <w:t>_________________________________</w:t>
-      </w:r>
-    </w:p>
-    <w:p>
-      <w:pPr>
-        <w:spacing w:line="276" w:lineRule="auto"/>
-        <w:jc w:val="both"/>
+          <w:i/>
+          <w:iCs/>
+        </w:rPr>
+        <w:t>[Student name]:</w:t>
+      </w:r>
+      <w:r>
         <w:rPr>
           <w:rFonts w:ascii="Times New Roman" w:hAnsi="Times New Roman" w:cs="Times New Roman"/>
           <w:b/>
           <w:bCs/>
         </w:rPr>
-      </w:pPr>
+        <w:t xml:space="preserve"> </w:t>
+      </w:r>
+      <w:r>
+        <w:rPr>
+          <w:rFonts w:ascii="Times New Roman" w:hAnsi="Times New Roman" w:cs="Times New Roman"/>
+        </w:rPr>
+        <w:t>_________________________________</w:t>
+      </w:r>
     </w:p>
     <w:p>
       <w:pPr>
@@ -2129,21 +1757,82 @@
           <w:bCs/>
         </w:rPr>
       </w:pPr>
-      <w:r>
+    </w:p>
+    <w:p>
+      <w:pPr>
+        <w:spacing w:line="276" w:lineRule="auto"/>
+        <w:jc w:val="both"/>
         <w:rPr>
           <w:rFonts w:ascii="Times New Roman" w:hAnsi="Times New Roman" w:cs="Times New Roman"/>
           <w:b/>
           <w:bCs/>
-          <w:i/>
-          <w:iCs/>
-        </w:rPr>
-        <w:t>[Student name]:</w:t>
-      </w:r>
+        </w:rPr>
+      </w:pPr>
       <w:r>
         <w:rPr>
           <w:rFonts w:ascii="Times New Roman" w:hAnsi="Times New Roman" w:cs="Times New Roman"/>
           <w:b/>
           <w:bCs/>
+          <w:i/>
+          <w:iCs/>
+          <w:noProof/>
+        </w:rPr>
+        <mc:AlternateContent>
+          <mc:Choice Requires="wpi">
+            <w:drawing>
+              <wp:anchor distT="0" distB="0" distL="114300" distR="114300" simplePos="0" relativeHeight="251675648" behindDoc="0" locked="0" layoutInCell="1" allowOverlap="1" wp14:anchorId="5D73BEC8" wp14:editId="0CBC429D">
+                <wp:simplePos x="0" y="0"/>
+                <wp:positionH relativeFrom="column">
+                  <wp:posOffset>1090295</wp:posOffset>
+                </wp:positionH>
+                <wp:positionV relativeFrom="paragraph">
+                  <wp:posOffset>-313690</wp:posOffset>
+                </wp:positionV>
+                <wp:extent cx="1449360" cy="704520"/>
+                <wp:effectExtent l="38100" t="38100" r="36830" b="38735"/>
+                <wp:wrapNone/>
+                <wp:docPr id="943772567" name="Ink 26"/>
+                <wp:cNvGraphicFramePr/>
+                <a:graphic xmlns:a="http://schemas.openxmlformats.org/drawingml/2006/main">
+                  <a:graphicData uri="http://schemas.microsoft.com/office/word/2010/wordprocessingInk">
+                    <w14:contentPart bwMode="auto" r:id="rId14">
+                      <w14:nvContentPartPr>
+                        <w14:cNvContentPartPr/>
+                      </w14:nvContentPartPr>
+                      <w14:xfrm>
+                        <a:off x="0" y="0"/>
+                        <a:ext cx="1449360" cy="704520"/>
+                      </w14:xfrm>
+                    </w14:contentPart>
+                  </a:graphicData>
+                </a:graphic>
+              </wp:anchor>
+            </w:drawing>
+          </mc:Choice>
+          <mc:Fallback>
+            <w:pict>
+              <v:shape w14:anchorId="1AB5F35A" id="Ink 26" o:spid="_x0000_s1026" type="#_x0000_t75" style="position:absolute;margin-left:85.35pt;margin-top:-25.2pt;width:115.1pt;height:56.45pt;z-index:251675648;visibility:visible;mso-wrap-style:square;mso-wrap-distance-left:9pt;mso-wrap-distance-top:0;mso-wrap-distance-right:9pt;mso-wrap-distance-bottom:0;mso-position-horizontal:absolute;mso-position-horizontal-relative:text;mso-position-vertical:absolute;mso-position-vertical-relative:text" o:gfxdata="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">
+                <v:imagedata r:id="rId15" o:title=""/>
+              </v:shape>
+            </w:pict>
+          </mc:Fallback>
+        </mc:AlternateContent>
+      </w:r>
+      <w:r>
+        <w:rPr>
+          <w:rFonts w:ascii="Times New Roman" w:hAnsi="Times New Roman" w:cs="Times New Roman"/>
+          <w:b/>
+          <w:bCs/>
+          <w:i/>
+          <w:iCs/>
+        </w:rPr>
+        <w:t>[Student name]:</w:t>
+      </w:r>
+      <w:r>
+        <w:rPr>
+          <w:rFonts w:ascii="Times New Roman" w:hAnsi="Times New Roman" w:cs="Times New Roman"/>
+          <w:b/>
+          <w:bCs/>
         </w:rPr>
         <w:t xml:space="preserve"> </w:t>
       </w:r>
@@ -2164,8 +1853,8 @@
       </w:pPr>
     </w:p>
     <w:sectPr>
-      <w:footerReference w:type="default" r:id="rId10"/>
-      <w:pgSz w:w="11906" w:h="16838" w:orient="portrait"/>
+      <w:footerReference w:type="default" r:id="rId16"/>
+      <w:pgSz w:w="11906" w:h="16838"/>
       <w:pgMar w:top="1440" w:right="1440" w:bottom="1440" w:left="1440" w:header="708" w:footer="708" w:gutter="0"/>
       <w:cols w:space="708"/>
       <w:docGrid w:linePitch="360"/>
@@ -2221,7 +1910,31 @@
         <w:szCs w:val="20"/>
         <w:shd w:val="clear" w:color="auto" w:fill="FFFFFF"/>
       </w:rPr>
-      <w:t>Source: Davies, W.M. High Educ </w:t>
+      <w:t xml:space="preserve">Source: Davies, W.M. High </w:t>
+    </w:r>
+    <w:proofErr w:type="spellStart"/>
+    <w:r>
+      <w:rPr>
+        <w:i/>
+        <w:iCs/>
+        <w:color w:val="222222"/>
+        <w:sz w:val="20"/>
+        <w:szCs w:val="20"/>
+        <w:shd w:val="clear" w:color="auto" w:fill="FFFFFF"/>
+      </w:rPr>
+      <w:t>Educ</w:t>
+    </w:r>
+    <w:proofErr w:type="spellEnd"/>
+    <w:r>
+      <w:rPr>
+        <w:i/>
+        <w:iCs/>
+        <w:color w:val="222222"/>
+        <w:sz w:val="20"/>
+        <w:szCs w:val="20"/>
+        <w:shd w:val="clear" w:color="auto" w:fill="FFFFFF"/>
+      </w:rPr>
+      <w:t> </w:t>
     </w:r>
     <w:r>
       <w:rPr>
@@ -2291,7 +2004,7 @@
         <w:ind w:left="720" w:hanging="360"/>
       </w:pPr>
       <w:rPr>
-        <w:rFonts w:hint="default" w:ascii="Symbol" w:hAnsi="Symbol"/>
+        <w:rFonts w:ascii="Symbol" w:hAnsi="Symbol" w:hint="default"/>
       </w:rPr>
     </w:lvl>
     <w:lvl w:ilvl="1" w:tplc="08090003" w:tentative="1">
@@ -2303,7 +2016,7 @@
         <w:ind w:left="1440" w:hanging="360"/>
       </w:pPr>
       <w:rPr>
-        <w:rFonts w:hint="default" w:ascii="Courier New" w:hAnsi="Courier New" w:cs="Courier New"/>
+        <w:rFonts w:ascii="Courier New" w:hAnsi="Courier New" w:cs="Courier New" w:hint="default"/>
       </w:rPr>
     </w:lvl>
     <w:lvl w:ilvl="2" w:tplc="08090005" w:tentative="1">
@@ -2315,7 +2028,7 @@
         <w:ind w:left="2160" w:hanging="360"/>
       </w:pPr>
       <w:rPr>
-        <w:rFonts w:hint="default" w:ascii="Wingdings" w:hAnsi="Wingdings"/>
+        <w:rFonts w:ascii="Wingdings" w:hAnsi="Wingdings" w:hint="default"/>
       </w:rPr>
     </w:lvl>
     <w:lvl w:ilvl="3" w:tplc="08090001" w:tentative="1">
@@ -2327,7 +2040,7 @@
         <w:ind w:left="2880" w:hanging="360"/>
       </w:pPr>
       <w:rPr>
-        <w:rFonts w:hint="default" w:ascii="Symbol" w:hAnsi="Symbol"/>
+        <w:rFonts w:ascii="Symbol" w:hAnsi="Symbol" w:hint="default"/>
       </w:rPr>
     </w:lvl>
     <w:lvl w:ilvl="4" w:tplc="08090003" w:tentative="1">
@@ -2339,7 +2052,7 @@
         <w:ind w:left="3600" w:hanging="360"/>
       </w:pPr>
       <w:rPr>
-        <w:rFonts w:hint="default" w:ascii="Courier New" w:hAnsi="Courier New" w:cs="Courier New"/>
+        <w:rFonts w:ascii="Courier New" w:hAnsi="Courier New" w:cs="Courier New" w:hint="default"/>
       </w:rPr>
     </w:lvl>
     <w:lvl w:ilvl="5" w:tplc="08090005" w:tentative="1">
@@ -2351,7 +2064,7 @@
         <w:ind w:left="4320" w:hanging="360"/>
       </w:pPr>
       <w:rPr>
-        <w:rFonts w:hint="default" w:ascii="Wingdings" w:hAnsi="Wingdings"/>
+        <w:rFonts w:ascii="Wingdings" w:hAnsi="Wingdings" w:hint="default"/>
       </w:rPr>
     </w:lvl>
     <w:lvl w:ilvl="6" w:tplc="08090001" w:tentative="1">
@@ -2363,7 +2076,7 @@
         <w:ind w:left="5040" w:hanging="360"/>
       </w:pPr>
       <w:rPr>
-        <w:rFonts w:hint="default" w:ascii="Symbol" w:hAnsi="Symbol"/>
+        <w:rFonts w:ascii="Symbol" w:hAnsi="Symbol" w:hint="default"/>
       </w:rPr>
     </w:lvl>
     <w:lvl w:ilvl="7" w:tplc="08090003" w:tentative="1">
@@ -2375,7 +2088,7 @@
         <w:ind w:left="5760" w:hanging="360"/>
       </w:pPr>
       <w:rPr>
-        <w:rFonts w:hint="default" w:ascii="Courier New" w:hAnsi="Courier New" w:cs="Courier New"/>
+        <w:rFonts w:ascii="Courier New" w:hAnsi="Courier New" w:cs="Courier New" w:hint="default"/>
       </w:rPr>
     </w:lvl>
     <w:lvl w:ilvl="8" w:tplc="08090005" w:tentative="1">
@@ -2387,7 +2100,7 @@
         <w:ind w:left="6480" w:hanging="360"/>
       </w:pPr>
       <w:rPr>
-        <w:rFonts w:hint="default" w:ascii="Wingdings" w:hAnsi="Wingdings"/>
+        <w:rFonts w:ascii="Wingdings" w:hAnsi="Wingdings" w:hint="default"/>
       </w:rPr>
     </w:lvl>
   </w:abstractNum>
@@ -3068,7 +2781,7 @@
   <w:docDefaults>
     <w:rPrDefault>
       <w:rPr>
-        <w:rFonts w:asciiTheme="minorHAnsi" w:hAnsiTheme="minorHAnsi" w:eastAsiaTheme="minorEastAsia" w:cstheme="minorBidi"/>
+        <w:rFonts w:asciiTheme="minorHAnsi" w:eastAsiaTheme="minorEastAsia" w:hAnsiTheme="minorHAnsi" w:cstheme="minorBidi"/>
         <w:kern w:val="2"/>
         <w:sz w:val="24"/>
         <w:szCs w:val="24"/>
@@ -3085,14 +2798,14 @@
   <w:latentStyles w:defLockedState="0" w:defUIPriority="99" w:defSemiHidden="0" w:defUnhideWhenUsed="0" w:defQFormat="0" w:count="376">
     <w:lsdException w:name="Normal" w:uiPriority="0" w:qFormat="1"/>
     <w:lsdException w:name="heading 1" w:uiPriority="9" w:qFormat="1"/>
-    <w:lsdException w:name="heading 2" w:uiPriority="9" w:semiHidden="1" w:unhideWhenUsed="1" w:qFormat="1"/>
-    <w:lsdException w:name="heading 3" w:uiPriority="9" w:semiHidden="1" w:unhideWhenUsed="1" w:qFormat="1"/>
-    <w:lsdException w:name="heading 4" w:uiPriority="9" w:semiHidden="1" w:unhideWhenUsed="1" w:qFormat="1"/>
-    <w:lsdException w:name="heading 5" w:uiPriority="9" w:semiHidden="1" w:unhideWhenUsed="1" w:qFormat="1"/>
-    <w:lsdException w:name="heading 6" w:uiPriority="9" w:semiHidden="1" w:unhideWhenUsed="1" w:qFormat="1"/>
-    <w:lsdException w:name="heading 7" w:uiPriority="9" w:semiHidden="1" w:unhideWhenUsed="1" w:qFormat="1"/>
-    <w:lsdException w:name="heading 8" w:uiPriority="9" w:semiHidden="1" w:unhideWhenUsed="1" w:qFormat="1"/>
-    <w:lsdException w:name="heading 9" w:uiPriority="9" w:semiHidden="1" w:unhideWhenUsed="1" w:qFormat="1"/>
+    <w:lsdException w:name="heading 2" w:semiHidden="1" w:uiPriority="9" w:unhideWhenUsed="1" w:qFormat="1"/>
+    <w:lsdException w:name="heading 3" w:semiHidden="1" w:uiPriority="9" w:unhideWhenUsed="1" w:qFormat="1"/>
+    <w:lsdException w:name="heading 4" w:semiHidden="1" w:uiPriority="9" w:unhideWhenUsed="1" w:qFormat="1"/>
+    <w:lsdException w:name="heading 5" w:semiHidden="1" w:uiPriority="9" w:unhideWhenUsed="1" w:qFormat="1"/>
+    <w:lsdException w:name="heading 6" w:semiHidden="1" w:uiPriority="9" w:unhideWhenUsed="1" w:qFormat="1"/>
+    <w:lsdException w:name="heading 7" w:semiHidden="1" w:uiPriority="9" w:unhideWhenUsed="1" w:qFormat="1"/>
+    <w:lsdException w:name="heading 8" w:semiHidden="1" w:uiPriority="9" w:unhideWhenUsed="1" w:qFormat="1"/>
+    <w:lsdException w:name="heading 9" w:semiHidden="1" w:uiPriority="9" w:unhideWhenUsed="1" w:qFormat="1"/>
     <w:lsdException w:name="index 1" w:semiHidden="1" w:unhideWhenUsed="1"/>
     <w:lsdException w:name="index 2" w:semiHidden="1" w:unhideWhenUsed="1"/>
     <w:lsdException w:name="index 3" w:semiHidden="1" w:unhideWhenUsed="1"/>
@@ -3102,22 +2815,22 @@
     <w:lsdException w:name="index 7" w:semiHidden="1" w:unhideWhenUsed="1"/>
     <w:lsdException w:name="index 8" w:semiHidden="1" w:unhideWhenUsed="1"/>
     <w:lsdException w:name="index 9" w:semiHidden="1" w:unhideWhenUsed="1"/>
-    <w:lsdException w:name="toc 1" w:uiPriority="39" w:semiHidden="1" w:unhideWhenUsed="1"/>
-    <w:lsdException w:name="toc 2" w:uiPriority="39" w:semiHidden="1" w:unhideWhenUsed="1"/>
-    <w:lsdException w:name="toc 3" w:uiPriority="39" w:semiHidden="1" w:unhideWhenUsed="1"/>
-    <w:lsdException w:name="toc 4" w:uiPriority="39" w:semiHidden="1" w:unhideWhenUsed="1"/>
-    <w:lsdException w:name="toc 5" w:uiPriority="39" w:semiHidden="1" w:unhideWhenUsed="1"/>
-    <w:lsdException w:name="toc 6" w:uiPriority="39" w:semiHidden="1" w:unhideWhenUsed="1"/>
-    <w:lsdException w:name="toc 7" w:uiPriority="39" w:semiHidden="1" w:unhideWhenUsed="1"/>
-    <w:lsdException w:name="toc 8" w:uiPriority="39" w:semiHidden="1" w:unhideWhenUsed="1"/>
-    <w:lsdException w:name="toc 9" w:uiPriority="39" w:semiHidden="1" w:unhideWhenUsed="1"/>
+    <w:lsdException w:name="toc 1" w:semiHidden="1" w:uiPriority="39" w:unhideWhenUsed="1"/>
+    <w:lsdException w:name="toc 2" w:semiHidden="1" w:uiPriority="39" w:unhideWhenUsed="1"/>
+    <w:lsdException w:name="toc 3" w:semiHidden="1" w:uiPriority="39" w:unhideWhenUsed="1"/>
+    <w:lsdException w:name="toc 4" w:semiHidden="1" w:uiPriority="39" w:unhideWhenUsed="1"/>
+    <w:lsdException w:name="toc 5" w:semiHidden="1" w:uiPriority="39" w:unhideWhenUsed="1"/>
+    <w:lsdException w:name="toc 6" w:semiHidden="1" w:uiPriority="39" w:unhideWhenUsed="1"/>
+    <w:lsdException w:name="toc 7" w:semiHidden="1" w:uiPriority="39" w:unhideWhenUsed="1"/>
+    <w:lsdException w:name="toc 8" w:semiHidden="1" w:uiPriority="39" w:unhideWhenUsed="1"/>
+    <w:lsdException w:name="toc 9" w:semiHidden="1" w:uiPriority="39" w:unhideWhenUsed="1"/>
     <w:lsdException w:name="Normal Indent" w:semiHidden="1" w:unhideWhenUsed="1"/>
     <w:lsdException w:name="footnote text" w:semiHidden="1" w:unhideWhenUsed="1"/>
     <w:lsdException w:name="annotation text" w:semiHidden="1" w:unhideWhenUsed="1"/>
     <w:lsdException w:name="header" w:semiHidden="1" w:unhideWhenUsed="1"/>
     <w:lsdException w:name="footer" w:semiHidden="1" w:unhideWhenUsed="1"/>
     <w:lsdException w:name="index heading" w:semiHidden="1" w:unhideWhenUsed="1"/>
-    <w:lsdException w:name="caption" w:uiPriority="35" w:semiHidden="1" w:unhideWhenUsed="1" w:qFormat="1"/>
+    <w:lsdException w:name="caption" w:semiHidden="1" w:uiPriority="35" w:unhideWhenUsed="1" w:qFormat="1"/>
     <w:lsdException w:name="table of figures" w:semiHidden="1" w:unhideWhenUsed="1"/>
     <w:lsdException w:name="envelope address" w:semiHidden="1" w:unhideWhenUsed="1"/>
     <w:lsdException w:name="envelope return" w:semiHidden="1" w:unhideWhenUsed="1"/>
@@ -3148,7 +2861,7 @@
     <w:lsdException w:name="Title" w:uiPriority="10" w:qFormat="1"/>
     <w:lsdException w:name="Closing" w:semiHidden="1" w:unhideWhenUsed="1"/>
     <w:lsdException w:name="Signature" w:semiHidden="1" w:unhideWhenUsed="1"/>
-    <w:lsdException w:name="Default Paragraph Font" w:uiPriority="1" w:semiHidden="1" w:unhideWhenUsed="1"/>
+    <w:lsdException w:name="Default Paragraph Font" w:semiHidden="1" w:uiPriority="1" w:unhideWhenUsed="1"/>
     <w:lsdException w:name="Body Text" w:semiHidden="1" w:unhideWhenUsed="1"/>
     <w:lsdException w:name="Body Text Indent" w:semiHidden="1" w:unhideWhenUsed="1"/>
     <w:lsdException w:name="List Continue" w:semiHidden="1" w:unhideWhenUsed="1"/>
@@ -3348,8 +3061,8 @@
     <w:lsdException w:name="Subtle Reference" w:uiPriority="31" w:qFormat="1"/>
     <w:lsdException w:name="Intense Reference" w:uiPriority="32" w:qFormat="1"/>
     <w:lsdException w:name="Book Title" w:uiPriority="33" w:qFormat="1"/>
-    <w:lsdException w:name="Bibliography" w:uiPriority="37" w:semiHidden="1" w:unhideWhenUsed="1"/>
-    <w:lsdException w:name="TOC Heading" w:uiPriority="39" w:semiHidden="1" w:unhideWhenUsed="1" w:qFormat="1"/>
+    <w:lsdException w:name="Bibliography" w:semiHidden="1" w:uiPriority="37" w:unhideWhenUsed="1"/>
+    <w:lsdException w:name="TOC Heading" w:semiHidden="1" w:uiPriority="39" w:unhideWhenUsed="1" w:qFormat="1"/>
     <w:lsdException w:name="Plain Table 1" w:uiPriority="41"/>
     <w:lsdException w:name="Plain Table 2" w:uiPriority="42"/>
     <w:lsdException w:name="Plain Table 3" w:uiPriority="43"/>
@@ -3460,7 +3173,7 @@
     <w:lsdException w:name="Unresolved Mention" w:semiHidden="1" w:unhideWhenUsed="1"/>
     <w:lsdException w:name="Smart Link" w:semiHidden="1" w:unhideWhenUsed="1"/>
   </w:latentStyles>
-  <w:style w:type="paragraph" w:styleId="Normal" w:default="1">
+  <w:style w:type="paragraph" w:default="1" w:styleId="Normal">
     <w:name w:val="Normal"/>
     <w:qFormat/>
   </w:style>
@@ -3479,7 +3192,7 @@
       <w:outlineLvl w:val="0"/>
     </w:pPr>
     <w:rPr>
-      <w:rFonts w:asciiTheme="majorHAnsi" w:hAnsiTheme="majorHAnsi" w:eastAsiaTheme="majorEastAsia" w:cstheme="majorBidi"/>
+      <w:rFonts w:asciiTheme="majorHAnsi" w:eastAsiaTheme="majorEastAsia" w:hAnsiTheme="majorHAnsi" w:cstheme="majorBidi"/>
       <w:color w:val="0F4761" w:themeColor="accent1" w:themeShade="BF"/>
       <w:sz w:val="40"/>
       <w:szCs w:val="40"/>
@@ -3501,7 +3214,7 @@
       <w:outlineLvl w:val="1"/>
     </w:pPr>
     <w:rPr>
-      <w:rFonts w:asciiTheme="majorHAnsi" w:hAnsiTheme="majorHAnsi" w:eastAsiaTheme="majorEastAsia" w:cstheme="majorBidi"/>
+      <w:rFonts w:asciiTheme="majorHAnsi" w:eastAsiaTheme="majorEastAsia" w:hAnsiTheme="majorHAnsi" w:cstheme="majorBidi"/>
       <w:color w:val="0F4761" w:themeColor="accent1" w:themeShade="BF"/>
       <w:sz w:val="32"/>
       <w:szCs w:val="32"/>
@@ -3662,13 +3375,12 @@
       <w:color w:val="272727" w:themeColor="text1" w:themeTint="D8"/>
     </w:rPr>
   </w:style>
-  <w:style w:type="character" w:styleId="DefaultParagraphFont" w:default="1">
+  <w:style w:type="character" w:default="1" w:styleId="DefaultParagraphFont">
     <w:name w:val="Default Paragraph Font"/>
     <w:uiPriority w:val="1"/>
-    <w:semiHidden/>
     <w:unhideWhenUsed/>
   </w:style>
-  <w:style w:type="table" w:styleId="TableNormal" w:default="1">
+  <w:style w:type="table" w:default="1" w:styleId="TableNormal">
     <w:name w:val="Normal Table"/>
     <w:uiPriority w:val="99"/>
     <w:semiHidden/>
@@ -3683,39 +3395,39 @@
       </w:tblCellMar>
     </w:tblPr>
   </w:style>
-  <w:style w:type="numbering" w:styleId="NoList" w:default="1">
+  <w:style w:type="numbering" w:default="1" w:styleId="NoList">
     <w:name w:val="No List"/>
     <w:uiPriority w:val="99"/>
     <w:semiHidden/>
     <w:unhideWhenUsed/>
   </w:style>
-  <w:style w:type="character" w:styleId="Heading1Char" w:customStyle="1">
+  <w:style w:type="character" w:customStyle="1" w:styleId="Heading1Char">
     <w:name w:val="Heading 1 Char"/>
     <w:basedOn w:val="DefaultParagraphFont"/>
     <w:link w:val="Heading1"/>
     <w:uiPriority w:val="9"/>
     <w:rsid w:val="00E9130E"/>
     <w:rPr>
-      <w:rFonts w:asciiTheme="majorHAnsi" w:hAnsiTheme="majorHAnsi" w:eastAsiaTheme="majorEastAsia" w:cstheme="majorBidi"/>
+      <w:rFonts w:asciiTheme="majorHAnsi" w:eastAsiaTheme="majorEastAsia" w:hAnsiTheme="majorHAnsi" w:cstheme="majorBidi"/>
       <w:color w:val="0F4761" w:themeColor="accent1" w:themeShade="BF"/>
       <w:sz w:val="40"/>
       <w:szCs w:val="40"/>
     </w:rPr>
   </w:style>
-  <w:style w:type="character" w:styleId="Heading2Char" w:customStyle="1">
+  <w:style w:type="character" w:customStyle="1" w:styleId="Heading2Char">
     <w:name w:val="Heading 2 Char"/>
     <w:basedOn w:val="DefaultParagraphFont"/>
     <w:link w:val="Heading2"/>
     <w:uiPriority w:val="9"/>
     <w:rsid w:val="00E9130E"/>
     <w:rPr>
-      <w:rFonts w:asciiTheme="majorHAnsi" w:hAnsiTheme="majorHAnsi" w:eastAsiaTheme="majorEastAsia" w:cstheme="majorBidi"/>
+      <w:rFonts w:asciiTheme="majorHAnsi" w:eastAsiaTheme="majorEastAsia" w:hAnsiTheme="majorHAnsi" w:cstheme="majorBidi"/>
       <w:color w:val="0F4761" w:themeColor="accent1" w:themeShade="BF"/>
       <w:sz w:val="32"/>
       <w:szCs w:val="32"/>
     </w:rPr>
   </w:style>
-  <w:style w:type="character" w:styleId="Heading3Char" w:customStyle="1">
+  <w:style w:type="character" w:customStyle="1" w:styleId="Heading3Char">
     <w:name w:val="Heading 3 Char"/>
     <w:basedOn w:val="DefaultParagraphFont"/>
     <w:link w:val="Heading3"/>
@@ -3729,7 +3441,7 @@
       <w:szCs w:val="28"/>
     </w:rPr>
   </w:style>
-  <w:style w:type="character" w:styleId="Heading4Char" w:customStyle="1">
+  <w:style w:type="character" w:customStyle="1" w:styleId="Heading4Char">
     <w:name w:val="Heading 4 Char"/>
     <w:basedOn w:val="DefaultParagraphFont"/>
     <w:link w:val="Heading4"/>
@@ -3743,7 +3455,7 @@
       <w:color w:val="0F4761" w:themeColor="accent1" w:themeShade="BF"/>
     </w:rPr>
   </w:style>
-  <w:style w:type="character" w:styleId="Heading5Char" w:customStyle="1">
+  <w:style w:type="character" w:customStyle="1" w:styleId="Heading5Char">
     <w:name w:val="Heading 5 Char"/>
     <w:basedOn w:val="DefaultParagraphFont"/>
     <w:link w:val="Heading5"/>
@@ -3755,7 +3467,7 @@
       <w:color w:val="0F4761" w:themeColor="accent1" w:themeShade="BF"/>
     </w:rPr>
   </w:style>
-  <w:style w:type="character" w:styleId="Heading6Char" w:customStyle="1">
+  <w:style w:type="character" w:customStyle="1" w:styleId="Heading6Char">
     <w:name w:val="Heading 6 Char"/>
     <w:basedOn w:val="DefaultParagraphFont"/>
     <w:link w:val="Heading6"/>
@@ -3769,7 +3481,7 @@
       <w:color w:val="595959" w:themeColor="text1" w:themeTint="A6"/>
     </w:rPr>
   </w:style>
-  <w:style w:type="character" w:styleId="Heading7Char" w:customStyle="1">
+  <w:style w:type="character" w:customStyle="1" w:styleId="Heading7Char">
     <w:name w:val="Heading 7 Char"/>
     <w:basedOn w:val="DefaultParagraphFont"/>
     <w:link w:val="Heading7"/>
@@ -3781,7 +3493,7 @@
       <w:color w:val="595959" w:themeColor="text1" w:themeTint="A6"/>
     </w:rPr>
   </w:style>
-  <w:style w:type="character" w:styleId="Heading8Char" w:customStyle="1">
+  <w:style w:type="character" w:customStyle="1" w:styleId="Heading8Char">
     <w:name w:val="Heading 8 Char"/>
     <w:basedOn w:val="DefaultParagraphFont"/>
     <w:link w:val="Heading8"/>
@@ -3795,7 +3507,7 @@
       <w:color w:val="272727" w:themeColor="text1" w:themeTint="D8"/>
     </w:rPr>
   </w:style>
-  <w:style w:type="character" w:styleId="Heading9Char" w:customStyle="1">
+  <w:style w:type="character" w:customStyle="1" w:styleId="Heading9Char">
     <w:name w:val="Heading 9 Char"/>
     <w:basedOn w:val="DefaultParagraphFont"/>
     <w:link w:val="Heading9"/>
@@ -3820,21 +3532,21 @@
       <w:contextualSpacing/>
     </w:pPr>
     <w:rPr>
-      <w:rFonts w:asciiTheme="majorHAnsi" w:hAnsiTheme="majorHAnsi" w:eastAsiaTheme="majorEastAsia" w:cstheme="majorBidi"/>
+      <w:rFonts w:asciiTheme="majorHAnsi" w:eastAsiaTheme="majorEastAsia" w:hAnsiTheme="majorHAnsi" w:cstheme="majorBidi"/>
       <w:spacing w:val="-10"/>
       <w:kern w:val="28"/>
       <w:sz w:val="56"/>
       <w:szCs w:val="56"/>
     </w:rPr>
   </w:style>
-  <w:style w:type="character" w:styleId="TitleChar" w:customStyle="1">
+  <w:style w:type="character" w:customStyle="1" w:styleId="TitleChar">
     <w:name w:val="Title Char"/>
     <w:basedOn w:val="DefaultParagraphFont"/>
     <w:link w:val="Title"/>
     <w:uiPriority w:val="10"/>
     <w:rsid w:val="00E9130E"/>
     <w:rPr>
-      <w:rFonts w:asciiTheme="majorHAnsi" w:hAnsiTheme="majorHAnsi" w:eastAsiaTheme="majorEastAsia" w:cstheme="majorBidi"/>
+      <w:rFonts w:asciiTheme="majorHAnsi" w:eastAsiaTheme="majorEastAsia" w:hAnsiTheme="majorHAnsi" w:cstheme="majorBidi"/>
       <w:spacing w:val="-10"/>
       <w:kern w:val="28"/>
       <w:sz w:val="56"/>
@@ -3862,7 +3574,7 @@
       <w:szCs w:val="28"/>
     </w:rPr>
   </w:style>
-  <w:style w:type="character" w:styleId="SubtitleChar" w:customStyle="1">
+  <w:style w:type="character" w:customStyle="1" w:styleId="SubtitleChar">
     <w:name w:val="Subtitle Char"/>
     <w:basedOn w:val="DefaultParagraphFont"/>
     <w:link w:val="Subtitle"/>
@@ -3894,7 +3606,7 @@
       <w:color w:val="404040" w:themeColor="text1" w:themeTint="BF"/>
     </w:rPr>
   </w:style>
-  <w:style w:type="character" w:styleId="QuoteChar" w:customStyle="1">
+  <w:style w:type="character" w:customStyle="1" w:styleId="QuoteChar">
     <w:name w:val="Quote Char"/>
     <w:basedOn w:val="DefaultParagraphFont"/>
     <w:link w:val="Quote"/>
@@ -3939,8 +3651,8 @@
     <w:rsid w:val="00E9130E"/>
     <w:pPr>
       <w:pBdr>
-        <w:top w:val="single" w:color="0F4761" w:themeColor="accent1" w:themeShade="BF" w:sz="4" w:space="10"/>
-        <w:bottom w:val="single" w:color="0F4761" w:themeColor="accent1" w:themeShade="BF" w:sz="4" w:space="10"/>
+        <w:top w:val="single" w:sz="4" w:space="10" w:color="0F4761" w:themeColor="accent1" w:themeShade="BF"/>
+        <w:bottom w:val="single" w:sz="4" w:space="10" w:color="0F4761" w:themeColor="accent1" w:themeShade="BF"/>
       </w:pBdr>
       <w:spacing w:before="360" w:after="360"/>
       <w:ind w:left="864" w:right="864"/>
@@ -3952,7 +3664,7 @@
       <w:color w:val="0F4761" w:themeColor="accent1" w:themeShade="BF"/>
     </w:rPr>
   </w:style>
-  <w:style w:type="character" w:styleId="IntenseQuoteChar" w:customStyle="1">
+  <w:style w:type="character" w:customStyle="1" w:styleId="IntenseQuoteChar">
     <w:name w:val="Intense Quote Char"/>
     <w:basedOn w:val="DefaultParagraphFont"/>
     <w:link w:val="IntenseQuote"/>
@@ -3989,12 +3701,12 @@
       <w:spacing w:before="100" w:beforeAutospacing="1" w:after="100" w:afterAutospacing="1" w:line="240" w:lineRule="auto"/>
     </w:pPr>
     <w:rPr>
-      <w:rFonts w:ascii="Times New Roman" w:hAnsi="Times New Roman" w:eastAsia="Times New Roman" w:cs="Times New Roman"/>
+      <w:rFonts w:ascii="Times New Roman" w:eastAsia="Times New Roman" w:hAnsi="Times New Roman" w:cs="Times New Roman"/>
       <w:kern w:val="0"/>
       <w14:ligatures w14:val="none"/>
     </w:rPr>
   </w:style>
-  <w:style w:type="character" w:styleId="u-custom-list-number" w:customStyle="1">
+  <w:style w:type="character" w:customStyle="1" w:styleId="u-custom-list-number">
     <w:name w:val="u-custom-list-number"/>
     <w:basedOn w:val="DefaultParagraphFont"/>
     <w:rsid w:val="00E9130E"/>
@@ -4011,7 +3723,7 @@
       <w:iCs/>
     </w:rPr>
   </w:style>
-  <w:style w:type="numbering" w:styleId="CurrentList1" w:customStyle="1">
+  <w:style w:type="numbering" w:customStyle="1" w:styleId="CurrentList1">
     <w:name w:val="Current List1"/>
     <w:uiPriority w:val="99"/>
     <w:rsid w:val="00241719"/>
@@ -4036,7 +3748,7 @@
       <w:spacing w:after="0" w:line="240" w:lineRule="auto"/>
     </w:pPr>
   </w:style>
-  <w:style w:type="character" w:styleId="HeaderChar" w:customStyle="1">
+  <w:style w:type="character" w:customStyle="1" w:styleId="HeaderChar">
     <w:name w:val="Header Char"/>
     <w:basedOn w:val="DefaultParagraphFont"/>
     <w:link w:val="Header"/>
@@ -4058,7 +3770,7 @@
       <w:spacing w:after="0" w:line="240" w:lineRule="auto"/>
     </w:pPr>
   </w:style>
-  <w:style w:type="character" w:styleId="FooterChar" w:customStyle="1">
+  <w:style w:type="character" w:customStyle="1" w:styleId="FooterChar">
     <w:name w:val="Footer Char"/>
     <w:basedOn w:val="DefaultParagraphFont"/>
     <w:link w:val="Footer"/>
@@ -4068,8 +3780,100 @@
 </w:styles>
 </file>
 
+<file path=word/ink/ink1.xml><?xml version="1.0" encoding="utf-8"?>
+<inkml:ink xmlns:inkml="http://www.w3.org/2003/InkML">
+  <inkml:definitions>
+    <inkml:context xml:id="ctx0">
+      <inkml:inkSource xml:id="inkSrc0">
+        <inkml:traceFormat>
+          <inkml:channel name="X" type="integer" min="-2.14748E9" max="2.14748E9" units="cm"/>
+          <inkml:channel name="Y" type="integer" min="-2.14748E9" max="2.14748E9" units="cm"/>
+          <inkml:channel name="F" type="integer" max="32767" units="dev"/>
+        </inkml:traceFormat>
+        <inkml:channelProperties>
+          <inkml:channelProperty channel="X" name="resolution" value="1000" units="1/cm"/>
+          <inkml:channelProperty channel="Y" name="resolution" value="1000" units="1/cm"/>
+          <inkml:channelProperty channel="F" name="resolution" value="0" units="1/dev"/>
+        </inkml:channelProperties>
+      </inkml:inkSource>
+      <inkml:timestamp xml:id="ts0" timeString="2026-10-15T09:59:21.487"/>
+    </inkml:context>
+    <inkml:brush xml:id="br0">
+      <inkml:brushProperty name="width" value="0.035" units="cm"/>
+      <inkml:brushProperty name="height" value="0.035" units="cm"/>
+    </inkml:brush>
+  </inkml:definitions>
+  <inkml:trace contextRef="#ctx0" brushRef="#br0">354 464 24575,'0'0'0,"1"8"0,0 0 0,1 1 0,0-1 0,0 0 0,7 14 0,1 6 0,4 22 0,109 324 0,-110-344 0,-2 1 0,0 0 0,-2 0 0,-2 1 0,-1 0 0,-1 1 0,1 53 0,-8 8 0,-19-135 0,11 9 0,1-1 0,2-1 0,1 1 0,2-1 0,0-40 0,0 8 0,1 24 0,2 0 0,2 0 0,2 0 0,13-71 0,-10 88 0,0 0 0,2 0 0,0 1 0,2 0 0,1 1 0,1 0 0,0 0 0,31-39 0,-34 52 0,0 0 0,1 1 0,0 0 0,0 1 0,1 0 0,0 1 0,0 0 0,0 0 0,1 1 0,0 1 0,1 0 0,16-4 0,-18 7 0,-1 0 0,1 0 0,0 1 0,-1 0 0,1 1 0,0 0 0,0 1 0,-1 0 0,1 1 0,0 0 0,-1 1 0,0 0 0,1 0 0,-1 1 0,14 8 0,-13-6 0,-1 1 0,0 0 0,0 1 0,-1 0 0,0 1 0,0 0 0,-1 0 0,0 1 0,-1 0 0,0 0 0,0 1 0,-1 0 0,-1 0 0,0 0 0,0 1 0,-1 0 0,0-1 0,-1 2 0,-1-1 0,0 0 0,-1 0 0,0 1 0,-1 19 0,2-45 0,0 1 0,0 0 0,2-1 0,-1 1 0,1 1 0,1-1 0,0 0 0,1 1 0,0 0 0,1 1 0,0-1 0,15-15 0,-11 14 0,1 1 0,1 0 0,0 1 0,0 0 0,1 1 0,1 0 0,-1 1 0,1 1 0,1 1 0,-1 0 0,1 0 0,17-2 0,-22 6 0,-1 1 0,1 0 0,0 0 0,0 1 0,0 0 0,0 1 0,0 1 0,0 0 0,0 0 0,0 1 0,-1 0 0,0 1 0,1 0 0,-1 0 0,-1 1 0,1 1 0,-1 0 0,0 0 0,11 10 0,3 5 20,-1 2 0,-1 0 0,-1 1 0,-1 2 0,25 41 0,-13-8-763,38 97 1,-58-128-6084</inkml:trace>
+  <inkml:trace contextRef="#ctx0" brushRef="#br0" timeOffset="1009.53">3591 1374 24575,'-2'-120'0,"-5"0"0,-23-121 0,17 170 0,-4 1 0,-2 1 0,-4 0 0,-52-109 0,57 144 0,-2 0 0,-2 2 0,0 0 0,-3 2 0,0 1 0,-2 0 0,-1 2 0,-1 1 0,-48-32 0,53 43 0,0 1 0,0 0 0,-2 2 0,1 2 0,-55-16 0,60 22 0,-1 0 0,1 1 0,-1 1 0,0 1 0,0 1 0,0 1 0,0 1 0,-33 6 0,33-2 0,0 0 0,1 1 0,0 1 0,0 1 0,0 1 0,1 0 0,1 2 0,-20 14 0,15-6 0,0 1 0,1 1 0,1 0 0,1 2 0,-18 27 0,0 11 0,3 2 0,2 1 0,4 2 0,-24 75 0,4 7 0,-52 140 0,70-209 0,-66 117 0,74-158 0,-2-1 0,-2-1 0,-1-1 0,-49 49 0,52-62 0,-1-1 0,-1-1 0,-1-1 0,-1-2 0,-1-1 0,-60 26 0,67-35 0,-1 0 0,0-1 0,-1-2 0,0 0 0,1-2 0,-1-1 0,0 0 0,-26-3 0,16-2 0,0-2 0,0-1 0,0-2 0,1-1 0,-36-15 0,5-5 0,1-2 0,1-3 0,2-3 0,2-3 0,-59-50 0,31 17 60,-99-108 0,139 129-431,2-3-1,2-2 1,-42-74 0,55 74-6455</inkml:trace>
+  <inkml:trace contextRef="#ctx0" brushRef="#br0" timeOffset="1783.39">2262 903 24575,'-6'27'0,"3"4"0,1 0 0,1 0 0,2 1 0,1-1 0,1 0 0,2 0 0,1 0 0,2-1 0,0 0 0,2 0 0,2-1 0,28 52 0,-28-65 0,-12-16 0,0 1 0,1-1 0,-1 0 0,0 0 0,0 0 0,0 0 0,0 1 0,1-1 0,-1 0 0,0 0 0,0 0 0,1 0 0,-1 0 0,0 0 0,0 0 0,0 0 0,1 0 0,-1 0 0,0 0 0,0 0 0,1 0 0,-1 0 0,0 0 0,0 0 0,1 0 0,-1 0 0,0 0 0,0 0 0,0 0 0,1 0 0,-1 0 0,0 0 0,0 0 0,1 0 0,-1-1 0,1-2 0,1 1 0,-1-1 0,0 0 0,0 0 0,-1 0 0,1 0 0,-1 0 0,1-6 0,15-198 0,-13 129 0,4-1 0,17-81 0,-22 152 0,0 0 0,0 1 0,0-1 0,1 1 0,0 0 0,1 0 0,6-12 0,-8 17 0,0 0 0,0 0 0,0 0 0,0 1 0,0-1 0,0 0 0,1 1 0,-1 0 0,0-1 0,1 1 0,-1 0 0,1 0 0,-1 0 0,1 1 0,0-1 0,-1 0 0,1 1 0,0 0 0,-1 0 0,1 0 0,0 0 0,0 0 0,-1 0 0,1 1 0,4 1 0,8 2 0,0 1 0,-1 0 0,0 1 0,0 1 0,0 0 0,0 1 0,-1 1 0,-1 0 0,16 14 0,2 5 0,-1 1 0,33 44 0,-10 0 0,78 147 0,-104-174 0,-26-45 0,1 1 0,0-1 0,0 1 0,0-1 0,0 0 0,0 1 0,0-1 0,0 0 0,0 0 0,1 1 0,-1-1 0,0 0 0,3 1 0,-3-2 0,0 0 0,-1 1 0,1-1 0,-1 0 0,1 0 0,0 0 0,-1 0 0,1 0 0,0 0 0,-1-1 0,1 1 0,-1 0 0,1 0 0,0 0 0,-1 0 0,1-1 0,-1 1 0,1 0 0,-1-1 0,1 1 0,-1 0 0,1-1 0,-1 1 0,2-2 0,1-3 0,1 0 0,0 0 0,-1-1 0,0 0 0,4-11 0,-7 16 0,62-151 0,75-171 0,-95 235 0,86-131 0,-67 133-1365,-7 15-5461</inkml:trace>
+</inkml:ink>
+</file>
+
+<file path=word/ink/ink2.xml><?xml version="1.0" encoding="utf-8"?>
+<inkml:ink xmlns:inkml="http://www.w3.org/2003/InkML">
+  <inkml:definitions>
+    <inkml:context xml:id="ctx0">
+      <inkml:inkSource xml:id="inkSrc0">
+        <inkml:traceFormat>
+          <inkml:channel name="X" type="integer" min="-2.14748E9" max="2.14748E9" units="cm"/>
+          <inkml:channel name="Y" type="integer" min="-2.14748E9" max="2.14748E9" units="cm"/>
+          <inkml:channel name="F" type="integer" max="32767" units="dev"/>
+        </inkml:traceFormat>
+        <inkml:channelProperties>
+          <inkml:channelProperty channel="X" name="resolution" value="1000" units="1/cm"/>
+          <inkml:channelProperty channel="Y" name="resolution" value="1000" units="1/cm"/>
+          <inkml:channelProperty channel="F" name="resolution" value="0" units="1/dev"/>
+        </inkml:channelProperties>
+      </inkml:inkSource>
+      <inkml:timestamp xml:id="ts0" timeString="2026-10-15T09:59:29.792"/>
+    </inkml:context>
+    <inkml:brush xml:id="br0">
+      <inkml:brushProperty name="width" value="0.035" units="cm"/>
+      <inkml:brushProperty name="height" value="0.035" units="cm"/>
+    </inkml:brush>
+  </inkml:definitions>
+  <inkml:trace contextRef="#ctx0" brushRef="#br0">124 268 24575,'0'0'0,"-1"1"0,-1 6 0,-3 17 0,-2 18 0,-3 21 0,-2 18 0,-1 12 0,-2 5 0,0-2 0,2-6 0,2-13 0,3-13 0,3-17 0,3-15-8191</inkml:trace>
+  <inkml:trace contextRef="#ctx0" brushRef="#br0" timeOffset="243.84">0 188 24575,'0'0'0,"0"0"0,3-1 0,10-2 0,18-4 0,23-6 0,24-7 0,12-5 0,3-2 0,-4 1 0,-14 3 0,-16 5 0,-16 5 0,-16 5 0,-13 4-8191</inkml:trace>
+  <inkml:trace contextRef="#ctx0" brushRef="#br0" timeOffset="465.86">15 626 24575,'0'0'0,"0"0"0,0 0 0,0-1 0,9-2 0,15-3 0,18-5 0,17-5 0,13-4 0,3-3 0,1-2 0,-3-2 0,-6-1 0,-8 1 0,-12 2 0,-13 6-8191</inkml:trace>
+  <inkml:trace contextRef="#ctx0" brushRef="#br0" timeOffset="719.29">821 492 24575,'8'29'0,"0"-7"0,-3 8 0,-1 1 0,-1-1 0,-2 1 0,-3 34 0,-19 125 0,11-117 0,9-68 0,1-1 0,-1 1 0,1-1 0,0 1 0,0 0 0,1-1 0,-1 1 0,1-1 0,0 1 0,3 6 0,-3-9 0,0 0 0,0 0 0,0 0 0,1-1 0,-1 1 0,1-1 0,-1 1 0,1-1 0,0 1 0,-1-1 0,1 0 0,0 0 0,0 0 0,0 0 0,0 0 0,0 0 0,0-1 0,0 1 0,0-1 0,0 1 0,0-1 0,1 0 0,-1 0 0,2 0 0,23 0-1365,-1-3-5461</inkml:trace>
+  <inkml:trace contextRef="#ctx0" brushRef="#br0" timeOffset="1019.66">888 371 24575,'0'0'0,"0"0"0,0 0 0,0 0 0,0 0 0</inkml:trace>
+  <inkml:trace contextRef="#ctx0" brushRef="#br0" timeOffset="1682.99">1344 519 24575,'2'3'0,"1"0"0,-1-1 0,0 1 0,-1 0 0,1 1 0,0-1 0,-1 0 0,0 0 0,1 1 0,-1-1 0,0 4 0,1 1 0,5 14 0,-1 1 0,-2-1 0,0 1 0,-1 0 0,-1 28 0,-11 117 0,3-102 0,8-56 0,4-13 0,8-15 0,17-33 0,-3-2 0,27-69 0,0-1 0,-54 120 0,1 1 0,-1-1 0,0 1 0,1-1 0,-1 1 0,1-1 0,0 1 0,0 0 0,0 0 0,0 0 0,3-2 0,-5 3 0,1 1 0,-1 0 0,1 0 0,-1 0 0,1 0 0,-1 0 0,1 0 0,-1 0 0,0 0 0,1 0 0,-1 0 0,1 0 0,-1 0 0,1 0 0,-1 0 0,1 0 0,-1 0 0,1 1 0,-1-1 0,0 0 0,1 0 0,-1 0 0,1 1 0,-1-1 0,1 1 0,11 18 0,1 19 0,-3 0 0,0 1 0,-3-1 0,5 79 0,7 35 0,-19-147 0,1-1 0,0 1 0,0-1 0,1 0 0,-1 1 0,1-1 0,0 0 0,0 0 0,0 0 0,1 0 0,3 4 0,-4-7 0,-1 1 0,1-1 0,-1 0 0,1 0 0,0-1 0,-1 1 0,1 0 0,0-1 0,-1 1 0,1-1 0,0 1 0,0-1 0,0 0 0,-1 1 0,1-1 0,0 0 0,0 0 0,0-1 0,0 1 0,-1 0 0,1-1 0,0 1 0,0-1 0,0 1 0,-1-1 0,1 0 0,0 0 0,-1 0 0,1 0 0,1-1 0,7-5 0,0-1 0,-1 1 0,0-2 0,0 1 0,-1-1 0,0 0 0,-1-1 0,0 0 0,0 0 0,-1 0 0,8-18 0,-1-4 0,-1-1 0,15-59 0,-15 39 0,-3-1 0,-1 0 0,-3-1 0,-3 0 0,-5-74 0,2 289 0,40 318 0,-37-469-83,-1 2-45,1 1 0,0-1-1,0 0 1,1 0 0,1 0 0,0 0 0,0 0-1,1-1 1,7 11 0,1-7-6698</inkml:trace>
+  <inkml:trace contextRef="#ctx0" brushRef="#br0" timeOffset="2551.12">2533 797 24575,'-57'24'0,"27"-8"0,-36 28 0,60-39 0,-1 0 0,1 0 0,0 0 0,0 1 0,1 0 0,-1 1 0,1-1 0,1 1 0,-1 0 0,1 0 0,-5 13 0,9-19 0,-1 1 0,1-1 0,-1 0 0,1 1 0,-1-1 0,1 1 0,0-1 0,0 1 0,0-1 0,0 1 0,0-1 0,0 1 0,0 0 0,1-1 0,-1 0 0,0 1 0,1-1 0,0 1 0,-1-1 0,1 1 0,0-1 0,-1 0 0,1 0 0,0 1 0,0-1 0,0 0 0,0 0 0,0 0 0,0 0 0,0 0 0,1 0 0,-1 0 0,0 0 0,1-1 0,-1 1 0,0 0 0,1-1 0,-1 1 0,1-1 0,-1 0 0,1 1 0,-1-1 0,1 0 0,-1 0 0,1 0 0,1 0 0,5 1 0,0-1 0,0-1 0,1 1 0,-1-1 0,0-1 0,0 1 0,10-4 0,0-3 0,-1-1 0,-1 0 0,1-1 0,-2-1 0,1 0 0,-2-1 0,1 0 0,-2-2 0,1 1 0,-2-2 0,0 0 0,-1 0 0,0-1 0,-2 0 0,1-1 0,-2 0 0,-1-1 0,0 1 0,6-25 0,-12 25 0,-6 19 0,-10 27 0,8-7 0,1 0 0,-4 31 0,9-43 0,0-1 0,0 1 0,1 0 0,0-1 0,1 1 0,0 0 0,1-1 0,3 14 0,-4-20 0,1 0 0,-1 0 0,1 0 0,0 0 0,0 0 0,0 0 0,1 0 0,-1-1 0,1 1 0,-1-1 0,1 1 0,0-1 0,0 0 0,0 0 0,0 0 0,0-1 0,0 1 0,0-1 0,1 0 0,-1 0 0,1 0 0,-1 0 0,1 0 0,-1-1 0,1 1 0,-1-1 0,1 0 0,6-1 0,4 0 0,0-1 0,0 0 0,0-1 0,-1-1 0,1 0 0,12-6 0,3-3 0,-2 0 0,0-2 0,-1-2 0,0 0 0,-2-1 0,0-2 0,-1 0 0,-1-2 0,0 0 0,-2-2 0,23-33 0,-37 49 0,-5 16 0,1 10 0,-1-16 0,0 0 0,0 0 0,0 0 0,0 0 0,1 0 0,-1 0 0,1-1 0,0 1 0,-1 0 0,1-1 0,0 1 0,0-1 0,0 1 0,0-1 0,0 0 0,0 0 0,0 0 0,1 0 0,-1-1 0,0 1 0,1 0 0,-1-1 0,0 0 0,1 1 0,-1-1 0,0 0 0,1 0 0,4-1 0,5 0 0,0-1 0,0 0 0,0 0 0,16-7 0,16-8 0,-1-3 0,0-2 0,73-51 0,-97 61 0,-19 12 0,0 0 0,0-1 0,0 1 0,0 0 0,1 0 0,-1 0 0,0 0 0,0 0 0,0 0 0,0-1 0,1 1 0,-1 0 0,0 0 0,0 0 0,0 0 0,1 0 0,-1 0 0,0 0 0,0 0 0,0 0 0,1 0 0,-1 0 0,0 0 0,0 0 0,0 0 0,1 0 0,-1 0 0,0 0 0,0 0 0,0 0 0,1 0 0,-1 0 0,0 0 0,0 0 0,0 1 0,0-1 0,1 0 0,-1 0 0,0 0 0,0 11 0,-11 21 0,7-23 0,-32 109 0,5 1 0,5 2 0,-11 132 0,35-232 0,-2-1 0,0 1 0,-2-1 0,0 0 0,-1-1 0,-17 34 0,19-43 0,-1 0 0,-1-1 0,1 0 0,-1 0 0,-1-1 0,0 0 0,0 0 0,0 0 0,-1-1 0,0-1 0,0 0 0,-1 0 0,0 0 0,-11 3 0,16-7-50,-1 0-1,1 0 1,-1-1-1,1 0 0,-1 0 1,1-1-1,-1 1 1,0-1-1,1-1 1,-1 1-1,1-1 0,-1 0 1,1 0-1,-1 0 1,1-1-1,-1 0 1,1 0-1,0 0 0,0-1 1,0 0-1,0 0 1,1 0-1,-1 0 1,1-1-1,0 0 1,-4-4-1,-15-18-6775</inkml:trace>
+  <inkml:trace contextRef="#ctx0" brushRef="#br0" timeOffset="3170.13">4601 85 24575,'-3'1'0,"-1"-1"0,0 1 0,1 0 0,-1 0 0,1 1 0,-1-1 0,-6 4 0,-8 4 0,-257 78 0,176-59 0,1 4 0,-99 47 0,194-78 0,1 0 0,-1 1 0,0-1 0,0 1 0,0-1 0,1 1 0,-1 0 0,1 0 0,0 0 0,-1 1 0,1-1 0,0 1 0,0-1 0,0 1 0,-1 3 0,2-5 0,1 0 0,0 0 0,0 0 0,0 0 0,0 0 0,0 0 0,0 0 0,0 0 0,0 0 0,0 0 0,1 0 0,-1 0 0,0 0 0,1 0 0,-1 0 0,0 0 0,1 0 0,0 1 0,1 1 0,1 0 0,-1-1 0,0 1 0,1-1 0,0 0 0,-1 0 0,6 3 0,35 19 0,1-3 0,1-1 0,50 14 0,-11-4 0,-51-17 0,229 94 0,-215-84 0,-1 1 0,-1 3 0,57 44 0,-88-60 0,-1 1 0,0 0 0,0 1 0,-1 1 0,-1 0 0,16 26 0,-24-35 0,0 1 0,0-1 0,0 0 0,-1 1 0,0 0 0,0-1 0,-1 1 0,0 0 0,0 0 0,0 0 0,-1 0 0,1 0 0,-2 0 0,1 0 0,0 0 0,-1 0 0,0 0 0,-1-1 0,1 1 0,-1 0 0,0-1 0,-1 1 0,-5 9 0,2-6 0,-1 0 0,-1-1 0,1 0 0,-1 0 0,-1 0 0,0-1 0,0 0 0,0-1 0,-1 0 0,-18 8 0,-10 2 0,-64 18 0,101-33 0,-102 26 5,-133 18-1,-113-5-81,275-32 13,-1519 202-597,1507-195 693,-291 48 210,3-28-1790,224-33-4576</inkml:trace>
+</inkml:ink>
+</file>
+
+<file path=word/ink/ink3.xml><?xml version="1.0" encoding="utf-8"?>
+<inkml:ink xmlns:inkml="http://www.w3.org/2003/InkML">
+  <inkml:definitions>
+    <inkml:context xml:id="ctx0">
+      <inkml:inkSource xml:id="inkSrc0">
+        <inkml:traceFormat>
+          <inkml:channel name="X" type="integer" min="-2.14748E9" max="2.14748E9" units="cm"/>
+          <inkml:channel name="Y" type="integer" min="-2.14748E9" max="2.14748E9" units="cm"/>
+          <inkml:channel name="F" type="integer" max="32767" units="dev"/>
+        </inkml:traceFormat>
+        <inkml:channelProperties>
+          <inkml:channelProperty channel="X" name="resolution" value="1000" units="1/cm"/>
+          <inkml:channelProperty channel="Y" name="resolution" value="1000" units="1/cm"/>
+          <inkml:channelProperty channel="F" name="resolution" value="0" units="1/dev"/>
+        </inkml:channelProperties>
+      </inkml:inkSource>
+      <inkml:timestamp xml:id="ts0" timeString="2026-10-15T09:59:45.463"/>
+    </inkml:context>
+    <inkml:brush xml:id="br0">
+      <inkml:brushProperty name="width" value="0.035" units="cm"/>
+      <inkml:brushProperty name="height" value="0.035" units="cm"/>
+    </inkml:brush>
+  </inkml:definitions>
+  <inkml:trace contextRef="#ctx0" brushRef="#br0">841 407 24575,'1'24'0,"26"246"0,2 30 0,-27-151-1365,-2-114-5461</inkml:trace>
+  <inkml:trace contextRef="#ctx0" brushRef="#br0" timeOffset="1607.81">1586 167 24575,'12'420'0,"-4"-236"0,-6-147 0,17 238 0,-14-241 0,1 0 0,1-1 0,3 0 0,0 0 0,29 60 0,-34-84 0,0 0 0,1 0 0,0-1 0,0 1 0,1-2 0,0 1 0,0-1 0,16 13 0,-19-17 0,1-1 0,-1 1 0,1-1 0,0 0 0,-1 0 0,1 0 0,0-1 0,0 1 0,0-1 0,1-1 0,-1 1 0,0-1 0,0 1 0,0-2 0,0 1 0,1 0 0,-1-1 0,0 0 0,8-3 0,0 0 0,-1-2 0,1 1 0,-1-2 0,0 1 0,-1-2 0,13-9 0,60-59 0,-67 59 0,0 0 0,1 1 0,1 0 0,0 2 0,2 0 0,22-11 0,-39 23 0,0 1 0,0-1 0,1 0 0,-1 1 0,1 0 0,-1 0 0,1 1 0,0-1 0,-1 1 0,1 0 0,0 0 0,-1 0 0,1 1 0,-1 0 0,1-1 0,-1 2 0,1-1 0,-1 0 0,1 1 0,-1 0 0,0 0 0,0 0 0,0 1 0,0-1 0,0 1 0,-1 0 0,1 0 0,-1 1 0,0-1 0,4 5 0,6 10 0,0 1 0,-1 0 0,-1 1 0,16 41 0,-12-29 0,-14-29 0,0 0 0,0 0 0,1 0 0,0 0 0,-1 0 0,1-1 0,0 1 0,0-1 0,1 1 0,-1-1 0,0 0 0,1 0 0,3 2 0,-4-3 0,0 0 0,0-1 0,0 1 0,0-1 0,0 0 0,1 0 0,-1 1 0,0-1 0,0-1 0,0 1 0,0 0 0,0 0 0,0-1 0,0 1 0,0-1 0,0 0 0,0 0 0,0 1 0,0-1 0,-1 0 0,4-2 0,56-42 0,-46 33 0,0 0 0,1 1 0,0 1 0,30-15 0,-41 23 0,-1 1 0,1-1 0,0 1 0,-1 0 0,1 0 0,0 1 0,0-1 0,0 1 0,0 0 0,-1 0 0,1 1 0,0-1 0,0 1 0,-1 0 0,1 1 0,0-1 0,-1 1 0,1 0 0,-1 0 0,0 0 0,1 0 0,-1 1 0,6 5 0,2 3 0,-1 0 0,1 1 0,13 20 0,-16-19 0,1-1 0,1 0 0,19 17 0,-26-26 0,-1-1 0,1 0 0,-1 0 0,1-1 0,0 1 0,0-1 0,0 0 0,0 0 0,0 0 0,0 0 0,0-1 0,0 1 0,0-1 0,0 0 0,0-1 0,0 1 0,0-1 0,0 1 0,0-1 0,0 0 0,0-1 0,4-1 0,12-6 0,-2 0 0,1-1 0,20-15 0,-2 2 0,-26 17 0,0 0 0,1 0 0,0 1 0,0 1 0,0 0 0,1 0 0,-1 2 0,1-1 0,0 2 0,-1-1 0,1 2 0,0 0 0,0 0 0,0 1 0,0 1 0,14 3 0,-6 0 0,-1-2 0,0 0 0,1-1 0,32-2 0,-40-1 0,-1-1 0,1-1 0,-1 0 0,1 0 0,-1-1 0,0-1 0,0 0 0,17-10 0,79-61 0,-80 53 0,2 2 0,45-25 0,-71 43 0,0 1 0,-1 1 0,1-1 0,0 1 0,0-1 0,0 1 0,0 0 0,0 0 0,0 1 0,1-1 0,-1 1 0,0 0 0,0 0 0,0 1 0,0-1 0,1 1 0,-1 0 0,0 0 0,4 2 0,-4-1 0,-1 0 0,1 1 0,-1-1 0,0 1 0,0 0 0,0 0 0,-1 0 0,1 0 0,-1 1 0,1-1 0,-1 1 0,0-1 0,0 1 0,-1 0 0,1 0 0,-1 0 0,0 0 0,0 0 0,1 6 0,2 16 0,-2 0 0,0 1 0,-2-1 0,0 0 0,-6 30 0,-27 132 0,26-159 0,6-24 0,-7 41 0,-2-1 0,-3 0 0,-1 0 0,-30 63 0,43-106 0,0 0 0,0 0 0,0 0 0,-1 0 0,1-1 0,0 1 0,-1 0 0,1 0 0,-1-1 0,0 0 0,1 1 0,-1-1 0,-4 2 0,5-2 0,1-1 0,-1 0 0,0 0 0,0 0 0,0 1 0,0-1 0,0 0 0,0 0 0,0-1 0,0 1 0,0 0 0,0 0 0,0 0 0,0-1 0,1 1 0,-1 0 0,0-1 0,0 1 0,0-1 0,0 1 0,1-1 0,-2 0 0,-3-3 0,2-1 0,-1 0 0,0 1 0,1-1 0,0 0 0,0-1 0,0 1 0,-3-11 0,-23-73 0,3-1 0,-20-138 0,30 137 0,-19-93 0,-89-272 0,102 394 0,-2 2 0,-3 0 0,-2 2 0,-3 1 0,-3 2 0,-2 1 0,-2 2 0,-50-52 0,68 84 0,0 0 0,-2 2 0,0 0 0,-1 2 0,0 1 0,-1 0 0,-1 2 0,-1 1 0,1 1 0,-41-10 0,45 16 0,1 1 0,-1 0 0,1 2 0,-1 1 0,0 0 0,0 2 0,1 1 0,-1 0 0,0 1 0,1 2 0,0 0 0,0 1 0,0 1 0,-28 15 0,18-5 0,2 1 0,0 2 0,1 1 0,1 2 0,1 0 0,1 1 0,1 2 0,1 1 0,2 0 0,-24 40 0,10-9 0,4 2 0,1 1 0,4 1 0,-26 92 0,32-79 20,3 1 0,3 0 0,4 1 0,3 0 0,5 122 0,5-137-206,4 0 1,2-1-1,2 0 0,4 0 1,2-2-1,2 0 1,39 79-1,-23-70-6640</inkml:trace>
+  <inkml:trace contextRef="#ctx0" brushRef="#br0" timeOffset="2101.34">3803 844 24575,'-20'-24'0,"-6"0"0,-1 1 0,0 1 0,-2 2 0,0 0 0,-1 2 0,-1 2 0,-1 0 0,-41-13 0,-23-3 0,-158-30 0,87 33-67,0 7-1,-2 7 0,-309 14 0,244 20-22,0 9 0,-273 71-1,44 34 91,353-93 0,2 5 0,-112 64 0,173-82 0,-48 36 0,81-53 0,0 1 0,2 1 0,-1 0 0,1 1 0,1 0 0,1 0 0,-14 23 0,21-31 6,0 1-1,1-1 0,-1 1 1,1-1-1,1 1 0,-1 0 1,1 0-1,0 0 0,0 0 0,1 0 1,-1 0-1,1 0 0,1 0 1,-1 0-1,2 6 0,0-4 14,1 0-1,0 0 1,0-1 0,1 1-1,0-1 1,0 0 0,0 0-1,1 0 1,11 11-1,4 1 28,1-2-1,0 0 0,1-1 0,0-1 0,49 22 0,11 0-150,1-4 0,3-4 0,150 32-1,282 19-531,369-5-1047,7-39 1231,-479-21 555,-90-3-952,-54-1-3398</inkml:trace>
+</inkml:ink>
+</file>
+
 <file path=word/theme/theme1.xml><?xml version="1.0" encoding="utf-8"?>
-<a:theme xmlns:a="http://schemas.openxmlformats.org/drawingml/2006/main" xmlns:thm15="http://schemas.microsoft.com/office/thememl/2012/main" name="Office Theme">
+<a:theme xmlns:a="http://schemas.openxmlformats.org/drawingml/2006/main" name="Office Theme">
   <a:themeElements>
     <a:clrScheme name="Office">
       <a:dk1>
@@ -4364,6 +4168,15 @@
 </file>
 
 <file path=customXml/item1.xml><?xml version="1.0" encoding="utf-8"?>
+<?mso-contentType ?>
+<FormTemplates xmlns="http://schemas.microsoft.com/sharepoint/v3/contenttype/forms">
+  <Display>DocumentLibraryForm</Display>
+  <Edit>DocumentLibraryForm</Edit>
+  <New>DocumentLibraryForm</New>
+</FormTemplates>
+</file>
+
+<file path=customXml/item2.xml><?xml version="1.0" encoding="utf-8"?>
 <ct:contentTypeSchema xmlns:ct="http://schemas.microsoft.com/office/2006/metadata/contentType" xmlns:ma="http://schemas.microsoft.com/office/2006/metadata/properties/metaAttributes" ct:_="" ma:_="" ma:contentTypeName="Document" ma:contentTypeID="0x0101008CDBAF8EAE91B740B49A4460E468B50B" ma:contentTypeVersion="7" ma:contentTypeDescription="Create a new document." ma:contentTypeScope="" ma:versionID="009c3a00faa4cbad080ebbd87e79fd02">
   <xsd:schema xmlns:xsd="http://www.w3.org/2001/XMLSchema" xmlns:xs="http://www.w3.org/2001/XMLSchema" xmlns:p="http://schemas.microsoft.com/office/2006/metadata/properties" xmlns:ns2="32bc367c-c80b-4816-9f82-19c3f1a71213" targetNamespace="http://schemas.microsoft.com/office/2006/metadata/properties" ma:root="true" ma:fieldsID="1cbc00ec18f6245049d968a8655306ac" ns2:_="">
     <xsd:import namespace="32bc367c-c80b-4816-9f82-19c3f1a71213"/>
@@ -4525,15 +4338,6 @@
 </ct:contentTypeSchema>
 </file>
 
-<file path=customXml/item2.xml><?xml version="1.0" encoding="utf-8"?>
-<?mso-contentType ?>
-<FormTemplates xmlns="http://schemas.microsoft.com/sharepoint/v3/contenttype/forms">
-  <Display>DocumentLibraryForm</Display>
-  <Edit>DocumentLibraryForm</Edit>
-  <New>DocumentLibraryForm</New>
-</FormTemplates>
-</file>
-
 <file path=customXml/item3.xml><?xml version="1.0" encoding="utf-8"?>
 <p:properties xmlns:p="http://schemas.microsoft.com/office/2006/metadata/properties" xmlns:xsi="http://www.w3.org/2001/XMLSchema-instance" xmlns:pc="http://schemas.microsoft.com/office/infopath/2007/PartnerControls">
   <documentManagement/>
@@ -4541,6 +4345,14 @@
 </file>
 
 <file path=customXml/itemProps1.xml><?xml version="1.0" encoding="utf-8"?>
+<ds:datastoreItem xmlns:ds="http://schemas.openxmlformats.org/officeDocument/2006/customXml" ds:itemID="{F91718A7-315F-4135-A505-A6872BE0B8FF}">
+  <ds:schemaRefs>
+    <ds:schemaRef ds:uri="http://schemas.microsoft.com/sharepoint/v3/contenttype/forms"/>
+  </ds:schemaRefs>
+</ds:datastoreItem>
+</file>
+
+<file path=customXml/itemProps2.xml><?xml version="1.0" encoding="utf-8"?>
 <ds:datastoreItem xmlns:ds="http://schemas.openxmlformats.org/officeDocument/2006/customXml" ds:itemID="{DCE1A1EA-0E3C-4433-B5AA-A41766DEB93C}">
   <ds:schemaRefs>
     <ds:schemaRef ds:uri="http://schemas.microsoft.com/office/2006/metadata/contentType"/>
@@ -4554,14 +4366,6 @@
     <ds:schemaRef ds:uri="http://purl.org/dc/elements/1.1/"/>
     <ds:schemaRef ds:uri="http://purl.org/dc/terms/"/>
     <ds:schemaRef ds:uri="http://schemas.microsoft.com/internal/obd"/>
-  </ds:schemaRefs>
-</ds:datastoreItem>
-</file>
-
-<file path=customXml/itemProps2.xml><?xml version="1.0" encoding="utf-8"?>
-<ds:datastoreItem xmlns:ds="http://schemas.openxmlformats.org/officeDocument/2006/customXml" ds:itemID="{F91718A7-315F-4135-A505-A6872BE0B8FF}">
-  <ds:schemaRefs>
-    <ds:schemaRef ds:uri="http://schemas.microsoft.com/sharepoint/v3/contenttype/forms"/>
   </ds:schemaRefs>
 </ds:datastoreItem>
 </file>
